--- a/Zrenner et al.docx
+++ b/Zrenner et al.docx
@@ -4,8 +4,9 @@
   <w:body>
     <w:p>
       <w:pPr>
-        <w:rPr>
-          <w:rFonts w:ascii="Helvetica" w:hAnsi="Helvetica"/>
+        <w:spacing w:line="240" w:lineRule="auto"/>
+        <w:rPr>
+          <w:rFonts w:ascii="Helvetica" w:hAnsi="Helvetica" w:hint="eastAsia"/>
           <w:sz w:val="24"/>
           <w:szCs w:val="26"/>
         </w:rPr>
@@ -47,256 +48,1936 @@
     </w:p>
     <w:p>
       <w:pPr>
-        <w:rPr>
-          <w:rFonts w:ascii="Helvetica" w:hAnsi="Helvetica"/>
-        </w:rPr>
-      </w:pPr>
+        <w:spacing w:line="240" w:lineRule="auto"/>
+        <w:rPr>
+          <w:rFonts w:ascii="Helvetica" w:hAnsi="Helvetica" w:hint="eastAsia"/>
+        </w:rPr>
+      </w:pPr>
+      <w:r>
+        <w:rPr>
+          <w:rFonts w:ascii="Helvetica" w:hAnsi="Helvetica"/>
+        </w:rPr>
+        <w:tab/>
+      </w:r>
+      <w:r>
+        <w:rPr>
+          <w:rFonts w:ascii="Helvetica" w:hAnsi="Helvetica"/>
+        </w:rPr>
+        <w:tab/>
+      </w:r>
+      <w:r>
+        <w:rPr>
+          <w:rFonts w:ascii="Helvetica" w:hAnsi="Helvetica"/>
+        </w:rPr>
+        <w:tab/>
+      </w:r>
+      <w:r>
+        <w:rPr>
+          <w:rFonts w:ascii="Helvetica" w:hAnsi="Helvetica"/>
+        </w:rPr>
+        <w:tab/>
+      </w:r>
+      <w:r>
+        <w:rPr>
+          <w:rFonts w:ascii="Helvetica" w:hAnsi="Helvetica"/>
+        </w:rPr>
+        <w:tab/>
+      </w:r>
+      <w:r>
+        <w:rPr>
+          <w:rFonts w:ascii="Helvetica" w:hAnsi="Helvetica"/>
+        </w:rPr>
+        <w:tab/>
+      </w:r>
+      <w:r>
+        <w:rPr>
+          <w:rFonts w:ascii="Helvetica" w:hAnsi="Helvetica"/>
+        </w:rPr>
+        <w:tab/>
+      </w:r>
+      <w:r>
+        <w:rPr>
+          <w:rFonts w:ascii="Helvetica" w:hAnsi="Helvetica"/>
+        </w:rPr>
+        <w:tab/>
+      </w:r>
+      <w:r>
+        <w:rPr>
+          <w:rFonts w:ascii="Helvetica" w:hAnsi="Helvetica"/>
+        </w:rPr>
+        <w:tab/>
+      </w:r>
+      <w:r>
+        <w:rPr>
+          <w:rFonts w:ascii="Helvetica" w:hAnsi="Helvetica"/>
+        </w:rPr>
+        <w:tab/>
+      </w:r>
+      <w:r>
+        <w:rPr>
+          <w:rFonts w:ascii="Helvetica" w:hAnsi="Helvetica"/>
+        </w:rPr>
+        <w:tab/>
+      </w:r>
+      <w:r>
+        <w:rPr>
+          <w:rFonts w:ascii="Helvetica" w:hAnsi="Helvetica"/>
+        </w:rPr>
+        <w:tab/>
+        <w:t>&lt;strong&gt;</w:t>
+      </w:r>
+      <w:r>
+        <w:rPr>
+          <w:rFonts w:ascii="Helvetica" w:hAnsi="Helvetica"/>
+          <w:b/>
+          <w:bCs/>
+        </w:rPr>
+        <w:t>Closed-loop method</w:t>
+      </w:r>
+      <w:r>
+        <w:rPr>
+          <w:rFonts w:ascii="Helvetica" w:hAnsi="Helvetica"/>
+        </w:rPr>
+        <w:t>&lt;/strong&gt;</w:t>
+      </w:r>
+      <w:r>
+        <w:rPr>
+          <w:rFonts w:ascii="Helvetica" w:hAnsi="Helvetica"/>
+        </w:rPr>
+        <w:t>&lt;</w:t>
+      </w:r>
+      <w:proofErr w:type="spellStart"/>
+      <w:r>
+        <w:rPr>
+          <w:rFonts w:ascii="Helvetica" w:hAnsi="Helvetica"/>
+        </w:rPr>
+        <w:t>br</w:t>
+      </w:r>
+      <w:proofErr w:type="spellEnd"/>
+      <w:r>
+        <w:rPr>
+          <w:rFonts w:ascii="Helvetica" w:hAnsi="Helvetica"/>
+        </w:rPr>
+        <w:t>&gt;</w:t>
+      </w:r>
     </w:p>
     <w:p>
       <w:pPr>
-        <w:rPr>
-          <w:rFonts w:ascii="Helvetica" w:hAnsi="Helvetica"/>
-        </w:rPr>
-      </w:pPr>
-      <w:r>
-        <w:rPr>
-          <w:rFonts w:ascii="Helvetica" w:hAnsi="Helvetica"/>
-        </w:rPr>
-        <w:t>Two loops</w:t>
+        <w:spacing w:line="240" w:lineRule="auto"/>
+        <w:rPr>
+          <w:rFonts w:ascii="Helvetica" w:hAnsi="Helvetica"/>
+        </w:rPr>
+      </w:pPr>
+      <w:r>
+        <w:rPr>
+          <w:rFonts w:ascii="Helvetica" w:hAnsi="Helvetica"/>
+        </w:rPr>
+        <w:tab/>
+      </w:r>
+      <w:r>
+        <w:rPr>
+          <w:rFonts w:ascii="Helvetica" w:hAnsi="Helvetica"/>
+        </w:rPr>
+        <w:tab/>
+      </w:r>
+      <w:r>
+        <w:rPr>
+          <w:rFonts w:ascii="Helvetica" w:hAnsi="Helvetica"/>
+        </w:rPr>
+        <w:tab/>
+      </w:r>
+      <w:r>
+        <w:rPr>
+          <w:rFonts w:ascii="Helvetica" w:hAnsi="Helvetica"/>
+        </w:rPr>
+        <w:tab/>
+      </w:r>
+      <w:r>
+        <w:rPr>
+          <w:rFonts w:ascii="Helvetica" w:hAnsi="Helvetica"/>
+        </w:rPr>
+        <w:tab/>
+      </w:r>
+      <w:r>
+        <w:rPr>
+          <w:rFonts w:ascii="Helvetica" w:hAnsi="Helvetica"/>
+        </w:rPr>
+        <w:tab/>
+      </w:r>
+      <w:r>
+        <w:rPr>
+          <w:rFonts w:ascii="Helvetica" w:hAnsi="Helvetica"/>
+        </w:rPr>
+        <w:tab/>
+      </w:r>
+      <w:r>
+        <w:rPr>
+          <w:rFonts w:ascii="Helvetica" w:hAnsi="Helvetica"/>
+        </w:rPr>
+        <w:tab/>
+      </w:r>
+      <w:r>
+        <w:rPr>
+          <w:rFonts w:ascii="Helvetica" w:hAnsi="Helvetica"/>
+        </w:rPr>
+        <w:tab/>
+      </w:r>
+      <w:r>
+        <w:rPr>
+          <w:rFonts w:ascii="Helvetica" w:hAnsi="Helvetica"/>
+        </w:rPr>
+        <w:tab/>
+      </w:r>
+      <w:r>
+        <w:rPr>
+          <w:rFonts w:ascii="Helvetica" w:hAnsi="Helvetica"/>
+        </w:rPr>
+        <w:tab/>
+      </w:r>
+      <w:r>
+        <w:rPr>
+          <w:rFonts w:ascii="Helvetica" w:hAnsi="Helvetica"/>
+        </w:rPr>
+        <w:tab/>
+        <w:t>&lt;</w:t>
+      </w:r>
+      <w:proofErr w:type="spellStart"/>
+      <w:r>
+        <w:rPr>
+          <w:rFonts w:ascii="Helvetica" w:hAnsi="Helvetica"/>
+        </w:rPr>
+        <w:t>strongi</w:t>
+      </w:r>
+      <w:proofErr w:type="spellEnd"/>
+      <w:r>
+        <w:rPr>
+          <w:rFonts w:ascii="Helvetica" w:hAnsi="Helvetica"/>
+        </w:rPr>
+        <w:t>&gt;</w:t>
+      </w:r>
+      <w:r>
+        <w:rPr>
+          <w:rFonts w:ascii="Helvetica" w:hAnsi="Helvetica"/>
+          <w:b/>
+          <w:bCs/>
+          <w:i/>
+          <w:iCs/>
+        </w:rPr>
+        <w:t>1. Conceptual considerations</w:t>
+      </w:r>
+      <w:r>
+        <w:rPr>
+          <w:rFonts w:ascii="Helvetica" w:hAnsi="Helvetica"/>
+        </w:rPr>
+        <w:t>&lt;/</w:t>
+      </w:r>
+      <w:proofErr w:type="spellStart"/>
+      <w:r>
+        <w:rPr>
+          <w:rFonts w:ascii="Helvetica" w:hAnsi="Helvetica"/>
+        </w:rPr>
+        <w:t>strongi</w:t>
+      </w:r>
+      <w:proofErr w:type="spellEnd"/>
+      <w:r>
+        <w:rPr>
+          <w:rFonts w:ascii="Helvetica" w:hAnsi="Helvetica"/>
+        </w:rPr>
+        <w:t>&gt;: combining the two loops&lt;</w:t>
+      </w:r>
+      <w:proofErr w:type="spellStart"/>
+      <w:r>
+        <w:rPr>
+          <w:rFonts w:ascii="Helvetica" w:hAnsi="Helvetica"/>
+        </w:rPr>
+        <w:t>br</w:t>
+      </w:r>
+      <w:proofErr w:type="spellEnd"/>
+      <w:r>
+        <w:rPr>
+          <w:rFonts w:ascii="Helvetica" w:hAnsi="Helvetica"/>
+        </w:rPr>
+        <w:t>&gt;</w:t>
       </w:r>
     </w:p>
     <w:p>
       <w:pPr>
-        <w:pStyle w:val="ListParagraph"/>
-        <w:numPr>
-          <w:ilvl w:val="0"/>
-          <w:numId w:val="1"/>
-        </w:numPr>
-        <w:ind w:leftChars="0"/>
-        <w:rPr>
-          <w:rFonts w:ascii="Helvetica" w:hAnsi="Helvetica"/>
-        </w:rPr>
-      </w:pPr>
-      <w:r>
-        <w:rPr>
-          <w:rFonts w:ascii="Helvetica" w:hAnsi="Helvetica"/>
-        </w:rPr>
-        <w:t>Brain-states dynamics loop: couple with and modulate the trajectory of neuronal activity patterns</w:t>
+        <w:spacing w:line="240" w:lineRule="auto"/>
+        <w:rPr>
+          <w:rFonts w:ascii="Helvetica" w:hAnsi="Helvetica"/>
+        </w:rPr>
+      </w:pPr>
+      <w:r>
+        <w:rPr>
+          <w:rFonts w:ascii="Helvetica" w:hAnsi="Helvetica"/>
+        </w:rPr>
+        <w:tab/>
+      </w:r>
+      <w:r>
+        <w:rPr>
+          <w:rFonts w:ascii="Helvetica" w:hAnsi="Helvetica"/>
+        </w:rPr>
+        <w:tab/>
+      </w:r>
+      <w:r>
+        <w:rPr>
+          <w:rFonts w:ascii="Helvetica" w:hAnsi="Helvetica"/>
+        </w:rPr>
+        <w:tab/>
+      </w:r>
+      <w:r>
+        <w:rPr>
+          <w:rFonts w:ascii="Helvetica" w:hAnsi="Helvetica"/>
+        </w:rPr>
+        <w:tab/>
+      </w:r>
+      <w:r>
+        <w:rPr>
+          <w:rFonts w:ascii="Helvetica" w:hAnsi="Helvetica"/>
+        </w:rPr>
+        <w:tab/>
+      </w:r>
+      <w:r>
+        <w:rPr>
+          <w:rFonts w:ascii="Helvetica" w:hAnsi="Helvetica"/>
+        </w:rPr>
+        <w:tab/>
+      </w:r>
+      <w:r>
+        <w:rPr>
+          <w:rFonts w:ascii="Helvetica" w:hAnsi="Helvetica"/>
+        </w:rPr>
+        <w:tab/>
+      </w:r>
+      <w:r>
+        <w:rPr>
+          <w:rFonts w:ascii="Helvetica" w:hAnsi="Helvetica"/>
+        </w:rPr>
+        <w:tab/>
+      </w:r>
+      <w:r>
+        <w:rPr>
+          <w:rFonts w:ascii="Helvetica" w:hAnsi="Helvetica"/>
+        </w:rPr>
+        <w:tab/>
+      </w:r>
+      <w:r>
+        <w:rPr>
+          <w:rFonts w:ascii="Helvetica" w:hAnsi="Helvetica"/>
+        </w:rPr>
+        <w:tab/>
+      </w:r>
+      <w:r>
+        <w:rPr>
+          <w:rFonts w:ascii="Helvetica" w:hAnsi="Helvetica"/>
+        </w:rPr>
+        <w:tab/>
+      </w:r>
+      <w:r>
+        <w:rPr>
+          <w:rFonts w:ascii="Helvetica" w:hAnsi="Helvetica"/>
+        </w:rPr>
+        <w:tab/>
+        <w:t>1. Brain-states dynamics loop: couple with and modulate the trajectory of neuronal activity patterns&lt;</w:t>
+      </w:r>
+      <w:proofErr w:type="spellStart"/>
+      <w:r>
+        <w:rPr>
+          <w:rFonts w:ascii="Helvetica" w:hAnsi="Helvetica"/>
+        </w:rPr>
+        <w:t>br</w:t>
+      </w:r>
+      <w:proofErr w:type="spellEnd"/>
+      <w:r>
+        <w:rPr>
+          <w:rFonts w:ascii="Helvetica" w:hAnsi="Helvetica"/>
+        </w:rPr>
+        <w:t>&gt;</w:t>
       </w:r>
     </w:p>
     <w:p>
       <w:pPr>
-        <w:pStyle w:val="ListParagraph"/>
-        <w:numPr>
-          <w:ilvl w:val="0"/>
-          <w:numId w:val="1"/>
-        </w:numPr>
-        <w:ind w:leftChars="0"/>
-        <w:rPr>
-          <w:rFonts w:ascii="Helvetica" w:hAnsi="Helvetica"/>
-        </w:rPr>
-      </w:pPr>
-      <w:r>
-        <w:rPr>
-          <w:rFonts w:ascii="Helvetica" w:hAnsi="Helvetica"/>
-        </w:rPr>
-        <w:t>Task dynamics loop: bidirectional motor-sensory interaction between brain and simulated environment</w:t>
-      </w:r>
-      <w:r>
-        <w:rPr>
-          <w:rFonts w:ascii="Helvetica" w:hAnsi="Helvetica"/>
-        </w:rPr>
-        <w:t>s</w:t>
+        <w:spacing w:line="240" w:lineRule="auto"/>
+        <w:rPr>
+          <w:rFonts w:ascii="Helvetica" w:hAnsi="Helvetica"/>
+        </w:rPr>
+      </w:pPr>
+      <w:r>
+        <w:rPr>
+          <w:rFonts w:ascii="Helvetica" w:hAnsi="Helvetica"/>
+        </w:rPr>
+        <w:tab/>
+      </w:r>
+      <w:r>
+        <w:rPr>
+          <w:rFonts w:ascii="Helvetica" w:hAnsi="Helvetica"/>
+        </w:rPr>
+        <w:tab/>
+      </w:r>
+      <w:r>
+        <w:rPr>
+          <w:rFonts w:ascii="Helvetica" w:hAnsi="Helvetica"/>
+        </w:rPr>
+        <w:tab/>
+      </w:r>
+      <w:r>
+        <w:rPr>
+          <w:rFonts w:ascii="Helvetica" w:hAnsi="Helvetica"/>
+        </w:rPr>
+        <w:tab/>
+      </w:r>
+      <w:r>
+        <w:rPr>
+          <w:rFonts w:ascii="Helvetica" w:hAnsi="Helvetica"/>
+        </w:rPr>
+        <w:tab/>
+      </w:r>
+      <w:r>
+        <w:rPr>
+          <w:rFonts w:ascii="Helvetica" w:hAnsi="Helvetica"/>
+        </w:rPr>
+        <w:tab/>
+      </w:r>
+      <w:r>
+        <w:rPr>
+          <w:rFonts w:ascii="Helvetica" w:hAnsi="Helvetica"/>
+        </w:rPr>
+        <w:tab/>
+      </w:r>
+      <w:r>
+        <w:rPr>
+          <w:rFonts w:ascii="Helvetica" w:hAnsi="Helvetica"/>
+        </w:rPr>
+        <w:tab/>
+      </w:r>
+      <w:r>
+        <w:rPr>
+          <w:rFonts w:ascii="Helvetica" w:hAnsi="Helvetica"/>
+        </w:rPr>
+        <w:tab/>
+      </w:r>
+      <w:r>
+        <w:rPr>
+          <w:rFonts w:ascii="Helvetica" w:hAnsi="Helvetica"/>
+        </w:rPr>
+        <w:tab/>
+      </w:r>
+      <w:r>
+        <w:rPr>
+          <w:rFonts w:ascii="Helvetica" w:hAnsi="Helvetica"/>
+        </w:rPr>
+        <w:tab/>
+      </w:r>
+      <w:r>
+        <w:rPr>
+          <w:rFonts w:ascii="Helvetica" w:hAnsi="Helvetica"/>
+        </w:rPr>
+        <w:tab/>
+        <w:t>2. Task dynamics loop: bidirectional motor-sensory interaction between brain and simulated environments</w:t>
       </w:r>
     </w:p>
     <w:p>
       <w:pPr>
-        <w:rPr>
-          <w:rFonts w:ascii="Helvetica" w:hAnsi="Helvetica"/>
-        </w:rPr>
-      </w:pPr>
-      <w:r>
-        <w:rPr>
-          <w:rFonts w:ascii="Helvetica" w:hAnsi="Helvetica"/>
-        </w:rPr>
-        <w:sym w:font="Wingdings" w:char="F0E8"/>
-      </w:r>
-      <w:r>
-        <w:rPr>
-          <w:rFonts w:ascii="Helvetica" w:hAnsi="Helvetica"/>
-        </w:rPr>
-        <w:t xml:space="preserve"> Both loops need to be considered and combined to realize full potential of closed-loop neuroscience</w:t>
+        <w:spacing w:line="240" w:lineRule="auto"/>
+        <w:rPr>
+          <w:rFonts w:ascii="Helvetica" w:hAnsi="Helvetica"/>
+        </w:rPr>
+      </w:pPr>
+      <w:r>
+        <w:rPr>
+          <w:rFonts w:ascii="Helvetica" w:hAnsi="Helvetica"/>
+        </w:rPr>
+        <w:tab/>
+      </w:r>
+      <w:r>
+        <w:rPr>
+          <w:rFonts w:ascii="Helvetica" w:hAnsi="Helvetica"/>
+        </w:rPr>
+        <w:tab/>
+      </w:r>
+      <w:r>
+        <w:rPr>
+          <w:rFonts w:ascii="Helvetica" w:hAnsi="Helvetica"/>
+        </w:rPr>
+        <w:tab/>
+      </w:r>
+      <w:r>
+        <w:rPr>
+          <w:rFonts w:ascii="Helvetica" w:hAnsi="Helvetica"/>
+        </w:rPr>
+        <w:tab/>
+      </w:r>
+      <w:r>
+        <w:rPr>
+          <w:rFonts w:ascii="Helvetica" w:hAnsi="Helvetica"/>
+        </w:rPr>
+        <w:tab/>
+      </w:r>
+      <w:r>
+        <w:rPr>
+          <w:rFonts w:ascii="Helvetica" w:hAnsi="Helvetica"/>
+        </w:rPr>
+        <w:tab/>
+      </w:r>
+      <w:r>
+        <w:rPr>
+          <w:rFonts w:ascii="Helvetica" w:hAnsi="Helvetica"/>
+        </w:rPr>
+        <w:tab/>
+      </w:r>
+      <w:r>
+        <w:rPr>
+          <w:rFonts w:ascii="Helvetica" w:hAnsi="Helvetica"/>
+        </w:rPr>
+        <w:tab/>
+      </w:r>
+      <w:r>
+        <w:rPr>
+          <w:rFonts w:ascii="Helvetica" w:hAnsi="Helvetica"/>
+        </w:rPr>
+        <w:tab/>
+      </w:r>
+      <w:r>
+        <w:rPr>
+          <w:rFonts w:ascii="Helvetica" w:hAnsi="Helvetica"/>
+        </w:rPr>
+        <w:tab/>
+      </w:r>
+      <w:r>
+        <w:rPr>
+          <w:rFonts w:ascii="Helvetica" w:hAnsi="Helvetica"/>
+        </w:rPr>
+        <w:tab/>
+      </w:r>
+      <w:r>
+        <w:rPr>
+          <w:rFonts w:ascii="Helvetica" w:hAnsi="Helvetica"/>
+        </w:rPr>
+        <w:tab/>
+        <w:t>&lt;</w:t>
+      </w:r>
+      <w:proofErr w:type="spellStart"/>
+      <w:r>
+        <w:rPr>
+          <w:rFonts w:ascii="Helvetica" w:hAnsi="Helvetica"/>
+        </w:rPr>
+        <w:t>br</w:t>
+      </w:r>
+      <w:proofErr w:type="spellEnd"/>
+      <w:r>
+        <w:rPr>
+          <w:rFonts w:ascii="Helvetica" w:hAnsi="Helvetica"/>
+        </w:rPr>
+        <w:t>&gt;&lt;/</w:t>
+      </w:r>
+      <w:proofErr w:type="spellStart"/>
+      <w:r>
+        <w:rPr>
+          <w:rFonts w:ascii="Helvetica" w:hAnsi="Helvetica"/>
+        </w:rPr>
+        <w:t>br</w:t>
+      </w:r>
+      <w:proofErr w:type="spellEnd"/>
+      <w:r>
+        <w:rPr>
+          <w:rFonts w:ascii="Helvetica" w:hAnsi="Helvetica"/>
+        </w:rPr>
+        <w:t>&gt;</w:t>
       </w:r>
     </w:p>
     <w:p>
       <w:pPr>
-        <w:rPr>
-          <w:rFonts w:ascii="Helvetica" w:hAnsi="Helvetica"/>
-        </w:rPr>
-      </w:pPr>
+        <w:spacing w:line="240" w:lineRule="auto"/>
+        <w:rPr>
+          <w:rFonts w:ascii="Helvetica" w:hAnsi="Helvetica"/>
+        </w:rPr>
+      </w:pPr>
+      <w:r>
+        <w:rPr>
+          <w:rFonts w:ascii="Helvetica" w:hAnsi="Helvetica"/>
+        </w:rPr>
+        <w:tab/>
+      </w:r>
+      <w:r>
+        <w:rPr>
+          <w:rFonts w:ascii="Helvetica" w:hAnsi="Helvetica"/>
+        </w:rPr>
+        <w:tab/>
+      </w:r>
+      <w:r>
+        <w:rPr>
+          <w:rFonts w:ascii="Helvetica" w:hAnsi="Helvetica"/>
+        </w:rPr>
+        <w:tab/>
+      </w:r>
+      <w:r>
+        <w:rPr>
+          <w:rFonts w:ascii="Helvetica" w:hAnsi="Helvetica"/>
+        </w:rPr>
+        <w:tab/>
+      </w:r>
+      <w:r>
+        <w:rPr>
+          <w:rFonts w:ascii="Helvetica" w:hAnsi="Helvetica"/>
+        </w:rPr>
+        <w:tab/>
+      </w:r>
+      <w:r>
+        <w:rPr>
+          <w:rFonts w:ascii="Helvetica" w:hAnsi="Helvetica"/>
+        </w:rPr>
+        <w:tab/>
+      </w:r>
+      <w:r>
+        <w:rPr>
+          <w:rFonts w:ascii="Helvetica" w:hAnsi="Helvetica"/>
+        </w:rPr>
+        <w:tab/>
+      </w:r>
+      <w:r>
+        <w:rPr>
+          <w:rFonts w:ascii="Helvetica" w:hAnsi="Helvetica"/>
+        </w:rPr>
+        <w:tab/>
+      </w:r>
+      <w:r>
+        <w:rPr>
+          <w:rFonts w:ascii="Helvetica" w:hAnsi="Helvetica"/>
+        </w:rPr>
+        <w:tab/>
+      </w:r>
+      <w:r>
+        <w:rPr>
+          <w:rFonts w:ascii="Helvetica" w:hAnsi="Helvetica"/>
+        </w:rPr>
+        <w:tab/>
+      </w:r>
+      <w:r>
+        <w:rPr>
+          <w:rFonts w:ascii="Helvetica" w:hAnsi="Helvetica"/>
+        </w:rPr>
+        <w:tab/>
+        <w:t>&lt;</w:t>
+      </w:r>
+      <w:proofErr w:type="spellStart"/>
+      <w:r>
+        <w:rPr>
+          <w:rFonts w:ascii="Helvetica" w:hAnsi="Helvetica"/>
+        </w:rPr>
+        <w:t>strongi</w:t>
+      </w:r>
+      <w:proofErr w:type="spellEnd"/>
+      <w:r>
+        <w:rPr>
+          <w:rFonts w:ascii="Helvetica" w:hAnsi="Helvetica"/>
+        </w:rPr>
+        <w:t>&gt;</w:t>
+      </w:r>
+      <w:r>
+        <w:rPr>
+          <w:rFonts w:ascii="Helvetica" w:hAnsi="Helvetica"/>
+          <w:b/>
+          <w:bCs/>
+          <w:i/>
+          <w:iCs/>
+        </w:rPr>
+        <w:t>2. Closed-loop neuroscience through EEG-triggered TMS</w:t>
+      </w:r>
+      <w:r>
+        <w:rPr>
+          <w:rFonts w:ascii="Helvetica" w:hAnsi="Helvetica"/>
+        </w:rPr>
+        <w:t>&lt;/</w:t>
+      </w:r>
+      <w:proofErr w:type="spellStart"/>
+      <w:r>
+        <w:rPr>
+          <w:rFonts w:ascii="Helvetica" w:hAnsi="Helvetica"/>
+        </w:rPr>
+        <w:t>strongi</w:t>
+      </w:r>
+      <w:proofErr w:type="spellEnd"/>
+      <w:r>
+        <w:rPr>
+          <w:rFonts w:ascii="Helvetica" w:hAnsi="Helvetica"/>
+        </w:rPr>
+        <w:t>&gt;&lt;</w:t>
+      </w:r>
+      <w:proofErr w:type="spellStart"/>
+      <w:r>
+        <w:rPr>
+          <w:rFonts w:ascii="Helvetica" w:hAnsi="Helvetica"/>
+        </w:rPr>
+        <w:t>br</w:t>
+      </w:r>
+      <w:proofErr w:type="spellEnd"/>
+      <w:r>
+        <w:rPr>
+          <w:rFonts w:ascii="Helvetica" w:hAnsi="Helvetica"/>
+        </w:rPr>
+        <w:t>&gt;</w:t>
+      </w:r>
     </w:p>
     <w:p>
       <w:pPr>
-        <w:pStyle w:val="ListParagraph"/>
-        <w:numPr>
-          <w:ilvl w:val="0"/>
-          <w:numId w:val="2"/>
-        </w:numPr>
-        <w:ind w:leftChars="0"/>
-        <w:rPr>
-          <w:rFonts w:ascii="Helvetica" w:hAnsi="Helvetica"/>
-        </w:rPr>
-      </w:pPr>
-      <w:r>
-        <w:rPr>
-          <w:rFonts w:ascii="Helvetica" w:hAnsi="Helvetica" w:hint="eastAsia"/>
-        </w:rPr>
-        <w:t>C</w:t>
-      </w:r>
-      <w:r>
-        <w:rPr>
-          <w:rFonts w:ascii="Helvetica" w:hAnsi="Helvetica"/>
-        </w:rPr>
-        <w:t>losed-loop method</w:t>
+        <w:spacing w:line="240" w:lineRule="auto"/>
+        <w:rPr>
+          <w:rFonts w:ascii="Helvetica" w:hAnsi="Helvetica"/>
+        </w:rPr>
+      </w:pPr>
+      <w:r>
+        <w:rPr>
+          <w:rFonts w:ascii="Helvetica" w:hAnsi="Helvetica"/>
+        </w:rPr>
+        <w:tab/>
+      </w:r>
+      <w:r>
+        <w:rPr>
+          <w:rFonts w:ascii="Helvetica" w:hAnsi="Helvetica"/>
+        </w:rPr>
+        <w:tab/>
+      </w:r>
+      <w:r>
+        <w:rPr>
+          <w:rFonts w:ascii="Helvetica" w:hAnsi="Helvetica"/>
+        </w:rPr>
+        <w:tab/>
+      </w:r>
+      <w:r>
+        <w:rPr>
+          <w:rFonts w:ascii="Helvetica" w:hAnsi="Helvetica"/>
+        </w:rPr>
+        <w:tab/>
+      </w:r>
+      <w:r>
+        <w:rPr>
+          <w:rFonts w:ascii="Helvetica" w:hAnsi="Helvetica"/>
+        </w:rPr>
+        <w:tab/>
+      </w:r>
+      <w:r>
+        <w:rPr>
+          <w:rFonts w:ascii="Helvetica" w:hAnsi="Helvetica"/>
+        </w:rPr>
+        <w:tab/>
+      </w:r>
+      <w:r>
+        <w:rPr>
+          <w:rFonts w:ascii="Helvetica" w:hAnsi="Helvetica"/>
+        </w:rPr>
+        <w:tab/>
+      </w:r>
+      <w:r>
+        <w:rPr>
+          <w:rFonts w:ascii="Helvetica" w:hAnsi="Helvetica"/>
+        </w:rPr>
+        <w:tab/>
+      </w:r>
+      <w:r>
+        <w:rPr>
+          <w:rFonts w:ascii="Helvetica" w:hAnsi="Helvetica"/>
+        </w:rPr>
+        <w:tab/>
+      </w:r>
+      <w:r>
+        <w:rPr>
+          <w:rFonts w:ascii="Helvetica" w:hAnsi="Helvetica"/>
+        </w:rPr>
+        <w:tab/>
+      </w:r>
+      <w:r>
+        <w:rPr>
+          <w:rFonts w:ascii="Helvetica" w:hAnsi="Helvetica"/>
+        </w:rPr>
+        <w:tab/>
+      </w:r>
+      <w:r>
+        <w:rPr>
+          <w:rFonts w:ascii="Helvetica" w:hAnsi="Helvetica"/>
+        </w:rPr>
+        <w:tab/>
+        <w:t>TMS has a spatial resolution of millimeters and a temporal resolution of microseconds</w:t>
       </w:r>
     </w:p>
     <w:p>
       <w:pPr>
-        <w:pStyle w:val="ListParagraph"/>
-        <w:numPr>
-          <w:ilvl w:val="1"/>
-          <w:numId w:val="2"/>
-        </w:numPr>
-        <w:ind w:leftChars="0"/>
-        <w:rPr>
-          <w:rFonts w:ascii="Helvetica" w:hAnsi="Helvetica"/>
-        </w:rPr>
-      </w:pPr>
-      <w:r>
-        <w:rPr>
-          <w:rFonts w:ascii="Helvetica" w:hAnsi="Helvetica" w:hint="eastAsia"/>
-        </w:rPr>
-        <w:t>C</w:t>
-      </w:r>
-      <w:r>
-        <w:rPr>
-          <w:rFonts w:ascii="Helvetica" w:hAnsi="Helvetica"/>
-        </w:rPr>
-        <w:t>onceptual considerations</w:t>
+        <w:spacing w:line="240" w:lineRule="auto"/>
+        <w:rPr>
+          <w:rFonts w:ascii="Helvetica" w:hAnsi="Helvetica"/>
+        </w:rPr>
+      </w:pPr>
+      <w:r>
+        <w:rPr>
+          <w:rFonts w:ascii="Helvetica" w:hAnsi="Helvetica"/>
+        </w:rPr>
+        <w:tab/>
+      </w:r>
+      <w:r>
+        <w:rPr>
+          <w:rFonts w:ascii="Helvetica" w:hAnsi="Helvetica"/>
+        </w:rPr>
+        <w:tab/>
+      </w:r>
+      <w:r>
+        <w:rPr>
+          <w:rFonts w:ascii="Helvetica" w:hAnsi="Helvetica"/>
+        </w:rPr>
+        <w:tab/>
+      </w:r>
+      <w:r>
+        <w:rPr>
+          <w:rFonts w:ascii="Helvetica" w:hAnsi="Helvetica"/>
+        </w:rPr>
+        <w:tab/>
+      </w:r>
+      <w:r>
+        <w:rPr>
+          <w:rFonts w:ascii="Helvetica" w:hAnsi="Helvetica"/>
+        </w:rPr>
+        <w:tab/>
+      </w:r>
+      <w:r>
+        <w:rPr>
+          <w:rFonts w:ascii="Helvetica" w:hAnsi="Helvetica"/>
+        </w:rPr>
+        <w:tab/>
+      </w:r>
+      <w:r>
+        <w:rPr>
+          <w:rFonts w:ascii="Helvetica" w:hAnsi="Helvetica"/>
+        </w:rPr>
+        <w:tab/>
+      </w:r>
+      <w:r>
+        <w:rPr>
+          <w:rFonts w:ascii="Helvetica" w:hAnsi="Helvetica"/>
+        </w:rPr>
+        <w:tab/>
+      </w:r>
+      <w:r>
+        <w:rPr>
+          <w:rFonts w:ascii="Helvetica" w:hAnsi="Helvetica"/>
+        </w:rPr>
+        <w:tab/>
+      </w:r>
+      <w:r>
+        <w:rPr>
+          <w:rFonts w:ascii="Helvetica" w:hAnsi="Helvetica"/>
+        </w:rPr>
+        <w:tab/>
+      </w:r>
+      <w:r>
+        <w:rPr>
+          <w:rFonts w:ascii="Helvetica" w:hAnsi="Helvetica"/>
+        </w:rPr>
+        <w:tab/>
+      </w:r>
+      <w:r>
+        <w:rPr>
+          <w:rFonts w:ascii="Helvetica" w:hAnsi="Helvetica"/>
+        </w:rPr>
+        <w:tab/>
+        <w:t>&lt;</w:t>
+      </w:r>
+      <w:proofErr w:type="spellStart"/>
+      <w:r>
+        <w:rPr>
+          <w:rFonts w:ascii="Helvetica" w:hAnsi="Helvetica"/>
+        </w:rPr>
+        <w:t>br</w:t>
+      </w:r>
+      <w:proofErr w:type="spellEnd"/>
+      <w:r>
+        <w:rPr>
+          <w:rFonts w:ascii="Helvetica" w:hAnsi="Helvetica"/>
+        </w:rPr>
+        <w:t>&gt;&lt;/</w:t>
+      </w:r>
+      <w:proofErr w:type="spellStart"/>
+      <w:r>
+        <w:rPr>
+          <w:rFonts w:ascii="Helvetica" w:hAnsi="Helvetica"/>
+        </w:rPr>
+        <w:t>br</w:t>
+      </w:r>
+      <w:proofErr w:type="spellEnd"/>
+      <w:r>
+        <w:rPr>
+          <w:rFonts w:ascii="Helvetica" w:hAnsi="Helvetica"/>
+        </w:rPr>
+        <w:t>&gt;</w:t>
       </w:r>
     </w:p>
     <w:p>
       <w:pPr>
-        <w:pStyle w:val="ListParagraph"/>
-        <w:numPr>
-          <w:ilvl w:val="1"/>
-          <w:numId w:val="2"/>
-        </w:numPr>
-        <w:ind w:leftChars="0"/>
-        <w:rPr>
-          <w:rFonts w:ascii="Helvetica" w:hAnsi="Helvetica"/>
-        </w:rPr>
-      </w:pPr>
-      <w:r>
-        <w:rPr>
-          <w:rFonts w:ascii="Helvetica" w:hAnsi="Helvetica" w:hint="eastAsia"/>
-        </w:rPr>
-        <w:t>C</w:t>
-      </w:r>
-      <w:r>
-        <w:rPr>
-          <w:rFonts w:ascii="Helvetica" w:hAnsi="Helvetica"/>
-        </w:rPr>
-        <w:t>losed-loop neuroscience through EEG-triggered TMS</w:t>
+        <w:spacing w:line="240" w:lineRule="auto"/>
+        <w:rPr>
+          <w:rFonts w:ascii="Helvetica" w:hAnsi="Helvetica"/>
+        </w:rPr>
+      </w:pPr>
+      <w:r>
+        <w:rPr>
+          <w:rFonts w:ascii="Helvetica" w:hAnsi="Helvetica"/>
+        </w:rPr>
+        <w:tab/>
+      </w:r>
+      <w:r>
+        <w:rPr>
+          <w:rFonts w:ascii="Helvetica" w:hAnsi="Helvetica"/>
+        </w:rPr>
+        <w:tab/>
+      </w:r>
+      <w:r>
+        <w:rPr>
+          <w:rFonts w:ascii="Helvetica" w:hAnsi="Helvetica"/>
+        </w:rPr>
+        <w:tab/>
+      </w:r>
+      <w:r>
+        <w:rPr>
+          <w:rFonts w:ascii="Helvetica" w:hAnsi="Helvetica"/>
+        </w:rPr>
+        <w:tab/>
+      </w:r>
+      <w:r>
+        <w:rPr>
+          <w:rFonts w:ascii="Helvetica" w:hAnsi="Helvetica"/>
+        </w:rPr>
+        <w:tab/>
+      </w:r>
+      <w:r>
+        <w:rPr>
+          <w:rFonts w:ascii="Helvetica" w:hAnsi="Helvetica"/>
+        </w:rPr>
+        <w:tab/>
+      </w:r>
+      <w:r>
+        <w:rPr>
+          <w:rFonts w:ascii="Helvetica" w:hAnsi="Helvetica"/>
+        </w:rPr>
+        <w:tab/>
+      </w:r>
+      <w:r>
+        <w:rPr>
+          <w:rFonts w:ascii="Helvetica" w:hAnsi="Helvetica"/>
+        </w:rPr>
+        <w:tab/>
+      </w:r>
+      <w:r>
+        <w:rPr>
+          <w:rFonts w:ascii="Helvetica" w:hAnsi="Helvetica"/>
+        </w:rPr>
+        <w:tab/>
+      </w:r>
+      <w:r>
+        <w:rPr>
+          <w:rFonts w:ascii="Helvetica" w:hAnsi="Helvetica"/>
+        </w:rPr>
+        <w:tab/>
+      </w:r>
+      <w:r>
+        <w:rPr>
+          <w:rFonts w:ascii="Helvetica" w:hAnsi="Helvetica"/>
+        </w:rPr>
+        <w:tab/>
+      </w:r>
+      <w:r>
+        <w:rPr>
+          <w:rFonts w:ascii="Helvetica" w:hAnsi="Helvetica"/>
+        </w:rPr>
+        <w:tab/>
+        <w:t>&lt;</w:t>
+      </w:r>
+      <w:proofErr w:type="spellStart"/>
+      <w:r>
+        <w:rPr>
+          <w:rFonts w:ascii="Helvetica" w:hAnsi="Helvetica"/>
+        </w:rPr>
+        <w:t>strongi</w:t>
+      </w:r>
+      <w:proofErr w:type="spellEnd"/>
+      <w:r>
+        <w:rPr>
+          <w:rFonts w:ascii="Helvetica" w:hAnsi="Helvetica"/>
+        </w:rPr>
+        <w:t>&gt;</w:t>
+      </w:r>
+      <w:r>
+        <w:rPr>
+          <w:rFonts w:ascii="Helvetica" w:hAnsi="Helvetica"/>
+          <w:b/>
+          <w:bCs/>
+          <w:i/>
+          <w:iCs/>
+        </w:rPr>
+        <w:t>3. Technical challenges</w:t>
+      </w:r>
+      <w:r>
+        <w:rPr>
+          <w:rFonts w:ascii="Helvetica" w:hAnsi="Helvetica"/>
+        </w:rPr>
+        <w:t>&lt;/</w:t>
+      </w:r>
+      <w:proofErr w:type="spellStart"/>
+      <w:r>
+        <w:rPr>
+          <w:rFonts w:ascii="Helvetica" w:hAnsi="Helvetica"/>
+        </w:rPr>
+        <w:t>strongi</w:t>
+      </w:r>
+      <w:proofErr w:type="spellEnd"/>
+      <w:r>
+        <w:rPr>
+          <w:rFonts w:ascii="Helvetica" w:hAnsi="Helvetica"/>
+        </w:rPr>
+        <w:t>&gt;&lt;</w:t>
+      </w:r>
+      <w:proofErr w:type="spellStart"/>
+      <w:r>
+        <w:rPr>
+          <w:rFonts w:ascii="Helvetica" w:hAnsi="Helvetica"/>
+        </w:rPr>
+        <w:t>br</w:t>
+      </w:r>
+      <w:proofErr w:type="spellEnd"/>
+      <w:r>
+        <w:rPr>
+          <w:rFonts w:ascii="Helvetica" w:hAnsi="Helvetica"/>
+        </w:rPr>
+        <w:t>&gt;</w:t>
       </w:r>
     </w:p>
     <w:p>
       <w:pPr>
-        <w:pStyle w:val="ListParagraph"/>
-        <w:numPr>
-          <w:ilvl w:val="1"/>
-          <w:numId w:val="2"/>
-        </w:numPr>
-        <w:ind w:leftChars="0"/>
-        <w:rPr>
-          <w:rFonts w:ascii="Helvetica" w:hAnsi="Helvetica"/>
-        </w:rPr>
-      </w:pPr>
-      <w:r>
-        <w:rPr>
-          <w:rFonts w:ascii="Helvetica" w:hAnsi="Helvetica" w:hint="eastAsia"/>
-        </w:rPr>
-        <w:t>T</w:t>
-      </w:r>
-      <w:r>
-        <w:rPr>
-          <w:rFonts w:ascii="Helvetica" w:hAnsi="Helvetica"/>
-        </w:rPr>
-        <w:t>echnical challenges</w:t>
-      </w:r>
+        <w:spacing w:line="240" w:lineRule="auto"/>
+        <w:rPr>
+          <w:rFonts w:ascii="Helvetica" w:hAnsi="Helvetica"/>
+        </w:rPr>
+      </w:pPr>
     </w:p>
     <w:p>
       <w:pPr>
-        <w:rPr>
-          <w:rFonts w:ascii="Helvetica" w:hAnsi="Helvetica" w:hint="eastAsia"/>
-        </w:rPr>
-      </w:pPr>
+        <w:spacing w:line="240" w:lineRule="auto"/>
+        <w:rPr>
+          <w:rFonts w:ascii="Helvetica" w:hAnsi="Helvetica"/>
+        </w:rPr>
+      </w:pPr>
+      <w:r>
+        <w:rPr>
+          <w:rFonts w:ascii="Helvetica" w:hAnsi="Helvetica"/>
+        </w:rPr>
+        <w:tab/>
+      </w:r>
+      <w:r>
+        <w:rPr>
+          <w:rFonts w:ascii="Helvetica" w:hAnsi="Helvetica"/>
+        </w:rPr>
+        <w:tab/>
+      </w:r>
+      <w:r>
+        <w:rPr>
+          <w:rFonts w:ascii="Helvetica" w:hAnsi="Helvetica"/>
+        </w:rPr>
+        <w:tab/>
+      </w:r>
+      <w:r>
+        <w:rPr>
+          <w:rFonts w:ascii="Helvetica" w:hAnsi="Helvetica"/>
+        </w:rPr>
+        <w:tab/>
+      </w:r>
+      <w:r>
+        <w:rPr>
+          <w:rFonts w:ascii="Helvetica" w:hAnsi="Helvetica"/>
+        </w:rPr>
+        <w:tab/>
+      </w:r>
+      <w:r>
+        <w:rPr>
+          <w:rFonts w:ascii="Helvetica" w:hAnsi="Helvetica"/>
+        </w:rPr>
+        <w:tab/>
+      </w:r>
+      <w:r>
+        <w:rPr>
+          <w:rFonts w:ascii="Helvetica" w:hAnsi="Helvetica"/>
+        </w:rPr>
+        <w:tab/>
+      </w:r>
+      <w:r>
+        <w:rPr>
+          <w:rFonts w:ascii="Helvetica" w:hAnsi="Helvetica"/>
+        </w:rPr>
+        <w:tab/>
+      </w:r>
+      <w:r>
+        <w:rPr>
+          <w:rFonts w:ascii="Helvetica" w:hAnsi="Helvetica"/>
+        </w:rPr>
+        <w:tab/>
+      </w:r>
+      <w:r>
+        <w:rPr>
+          <w:rFonts w:ascii="Helvetica" w:hAnsi="Helvetica"/>
+        </w:rPr>
+        <w:tab/>
+      </w:r>
+      <w:r>
+        <w:rPr>
+          <w:rFonts w:ascii="Helvetica" w:hAnsi="Helvetica"/>
+        </w:rPr>
+        <w:tab/>
+      </w:r>
+      <w:r>
+        <w:rPr>
+          <w:rFonts w:ascii="Helvetica" w:hAnsi="Helvetica"/>
+        </w:rPr>
+        <w:tab/>
+        <w:t>&lt;</w:t>
+      </w:r>
+      <w:proofErr w:type="spellStart"/>
+      <w:r>
+        <w:rPr>
+          <w:rFonts w:ascii="Helvetica" w:hAnsi="Helvetica"/>
+        </w:rPr>
+        <w:t>br</w:t>
+      </w:r>
+      <w:proofErr w:type="spellEnd"/>
+      <w:r>
+        <w:rPr>
+          <w:rFonts w:ascii="Helvetica" w:hAnsi="Helvetica"/>
+        </w:rPr>
+        <w:t>&gt;&lt;/</w:t>
+      </w:r>
+      <w:proofErr w:type="spellStart"/>
+      <w:r>
+        <w:rPr>
+          <w:rFonts w:ascii="Helvetica" w:hAnsi="Helvetica"/>
+        </w:rPr>
+        <w:t>br</w:t>
+      </w:r>
+      <w:proofErr w:type="spellEnd"/>
+      <w:r>
+        <w:rPr>
+          <w:rFonts w:ascii="Helvetica" w:hAnsi="Helvetica"/>
+        </w:rPr>
+        <w:t>&gt;</w:t>
+      </w:r>
     </w:p>
     <w:p>
       <w:pPr>
-        <w:pStyle w:val="ListParagraph"/>
-        <w:numPr>
-          <w:ilvl w:val="0"/>
-          <w:numId w:val="2"/>
-        </w:numPr>
-        <w:ind w:leftChars="0"/>
-        <w:rPr>
-          <w:rFonts w:ascii="Helvetica" w:hAnsi="Helvetica"/>
-        </w:rPr>
-      </w:pPr>
-      <w:r>
-        <w:rPr>
-          <w:rFonts w:ascii="Helvetica" w:hAnsi="Helvetica" w:hint="eastAsia"/>
-        </w:rPr>
-        <w:t>I</w:t>
-      </w:r>
-      <w:r>
-        <w:rPr>
-          <w:rFonts w:ascii="Helvetica" w:hAnsi="Helvetica"/>
-        </w:rPr>
-        <w:t>mplications of closed-loop approaches for neurophysiology</w:t>
+        <w:spacing w:line="240" w:lineRule="auto"/>
+        <w:rPr>
+          <w:rFonts w:ascii="Helvetica" w:hAnsi="Helvetica"/>
+        </w:rPr>
+      </w:pPr>
+      <w:r>
+        <w:rPr>
+          <w:rFonts w:ascii="Helvetica" w:hAnsi="Helvetica"/>
+        </w:rPr>
+        <w:tab/>
+      </w:r>
+      <w:r>
+        <w:rPr>
+          <w:rFonts w:ascii="Helvetica" w:hAnsi="Helvetica"/>
+        </w:rPr>
+        <w:tab/>
+      </w:r>
+      <w:r>
+        <w:rPr>
+          <w:rFonts w:ascii="Helvetica" w:hAnsi="Helvetica"/>
+        </w:rPr>
+        <w:tab/>
+      </w:r>
+      <w:r>
+        <w:rPr>
+          <w:rFonts w:ascii="Helvetica" w:hAnsi="Helvetica"/>
+        </w:rPr>
+        <w:tab/>
+      </w:r>
+      <w:r>
+        <w:rPr>
+          <w:rFonts w:ascii="Helvetica" w:hAnsi="Helvetica"/>
+        </w:rPr>
+        <w:tab/>
+      </w:r>
+      <w:r>
+        <w:rPr>
+          <w:rFonts w:ascii="Helvetica" w:hAnsi="Helvetica"/>
+        </w:rPr>
+        <w:tab/>
+      </w:r>
+      <w:r>
+        <w:rPr>
+          <w:rFonts w:ascii="Helvetica" w:hAnsi="Helvetica"/>
+        </w:rPr>
+        <w:tab/>
+      </w:r>
+      <w:r>
+        <w:rPr>
+          <w:rFonts w:ascii="Helvetica" w:hAnsi="Helvetica"/>
+        </w:rPr>
+        <w:tab/>
+      </w:r>
+      <w:r>
+        <w:rPr>
+          <w:rFonts w:ascii="Helvetica" w:hAnsi="Helvetica"/>
+        </w:rPr>
+        <w:tab/>
+      </w:r>
+      <w:r>
+        <w:rPr>
+          <w:rFonts w:ascii="Helvetica" w:hAnsi="Helvetica"/>
+        </w:rPr>
+        <w:tab/>
+      </w:r>
+      <w:r>
+        <w:rPr>
+          <w:rFonts w:ascii="Helvetica" w:hAnsi="Helvetica"/>
+        </w:rPr>
+        <w:tab/>
+      </w:r>
+      <w:r>
+        <w:rPr>
+          <w:rFonts w:ascii="Helvetica" w:hAnsi="Helvetica"/>
+        </w:rPr>
+        <w:tab/>
+        <w:t>&lt;strong&gt;Closed-loop neurophysiology&lt;/strong&gt;: Two important questions&lt;</w:t>
+      </w:r>
+      <w:proofErr w:type="spellStart"/>
+      <w:r>
+        <w:rPr>
+          <w:rFonts w:ascii="Helvetica" w:hAnsi="Helvetica"/>
+        </w:rPr>
+        <w:t>br</w:t>
+      </w:r>
+      <w:proofErr w:type="spellEnd"/>
+      <w:r>
+        <w:rPr>
+          <w:rFonts w:ascii="Helvetica" w:hAnsi="Helvetica"/>
+        </w:rPr>
+        <w:t>&gt;</w:t>
       </w:r>
     </w:p>
     <w:p>
       <w:pPr>
-        <w:rPr>
-          <w:rFonts w:ascii="Helvetica" w:hAnsi="Helvetica" w:hint="eastAsia"/>
-        </w:rPr>
-      </w:pPr>
+        <w:spacing w:line="240" w:lineRule="auto"/>
+        <w:rPr>
+          <w:rFonts w:ascii="Helvetica" w:hAnsi="Helvetica"/>
+        </w:rPr>
+      </w:pPr>
+      <w:r>
+        <w:rPr>
+          <w:rFonts w:ascii="Helvetica" w:hAnsi="Helvetica"/>
+        </w:rPr>
+        <w:tab/>
+      </w:r>
+      <w:r>
+        <w:rPr>
+          <w:rFonts w:ascii="Helvetica" w:hAnsi="Helvetica"/>
+        </w:rPr>
+        <w:tab/>
+      </w:r>
+      <w:r>
+        <w:rPr>
+          <w:rFonts w:ascii="Helvetica" w:hAnsi="Helvetica"/>
+        </w:rPr>
+        <w:tab/>
+      </w:r>
+      <w:r>
+        <w:rPr>
+          <w:rFonts w:ascii="Helvetica" w:hAnsi="Helvetica"/>
+        </w:rPr>
+        <w:tab/>
+      </w:r>
+      <w:r>
+        <w:rPr>
+          <w:rFonts w:ascii="Helvetica" w:hAnsi="Helvetica"/>
+        </w:rPr>
+        <w:tab/>
+      </w:r>
+      <w:r>
+        <w:rPr>
+          <w:rFonts w:ascii="Helvetica" w:hAnsi="Helvetica"/>
+        </w:rPr>
+        <w:tab/>
+      </w:r>
+      <w:r>
+        <w:rPr>
+          <w:rFonts w:ascii="Helvetica" w:hAnsi="Helvetica"/>
+        </w:rPr>
+        <w:tab/>
+      </w:r>
+      <w:r>
+        <w:rPr>
+          <w:rFonts w:ascii="Helvetica" w:hAnsi="Helvetica"/>
+        </w:rPr>
+        <w:tab/>
+      </w:r>
+      <w:r>
+        <w:rPr>
+          <w:rFonts w:ascii="Helvetica" w:hAnsi="Helvetica"/>
+        </w:rPr>
+        <w:tab/>
+      </w:r>
+      <w:r>
+        <w:rPr>
+          <w:rFonts w:ascii="Helvetica" w:hAnsi="Helvetica"/>
+        </w:rPr>
+        <w:tab/>
+      </w:r>
+      <w:r>
+        <w:rPr>
+          <w:rFonts w:ascii="Helvetica" w:hAnsi="Helvetica"/>
+        </w:rPr>
+        <w:tab/>
+      </w:r>
+      <w:r>
+        <w:rPr>
+          <w:rFonts w:ascii="Helvetica" w:hAnsi="Helvetica"/>
+        </w:rPr>
+        <w:tab/>
+        <w:t xml:space="preserve">1. How does the TMS pulse evoke cortico-spinal </w:t>
+      </w:r>
+      <w:r>
+        <w:rPr>
+          <w:rFonts w:ascii="Helvetica" w:hAnsi="Helvetica"/>
+        </w:rPr>
+        <w:t>activity? &lt;</w:t>
+      </w:r>
+      <w:proofErr w:type="spellStart"/>
+      <w:r>
+        <w:rPr>
+          <w:rFonts w:ascii="Helvetica" w:hAnsi="Helvetica"/>
+        </w:rPr>
+        <w:t>br</w:t>
+      </w:r>
+      <w:proofErr w:type="spellEnd"/>
+      <w:r>
+        <w:rPr>
+          <w:rFonts w:ascii="Helvetica" w:hAnsi="Helvetica"/>
+        </w:rPr>
+        <w:t>&gt;</w:t>
+      </w:r>
     </w:p>
     <w:p>
       <w:pPr>
-        <w:pStyle w:val="ListParagraph"/>
-        <w:numPr>
-          <w:ilvl w:val="0"/>
-          <w:numId w:val="2"/>
-        </w:numPr>
-        <w:ind w:leftChars="0"/>
+        <w:spacing w:line="240" w:lineRule="auto"/>
+        <w:rPr>
+          <w:rFonts w:ascii="Helvetica" w:hAnsi="Helvetica"/>
+        </w:rPr>
+      </w:pPr>
+      <w:r>
+        <w:rPr>
+          <w:rFonts w:ascii="Helvetica" w:hAnsi="Helvetica"/>
+        </w:rPr>
+        <w:tab/>
+      </w:r>
+      <w:r>
+        <w:rPr>
+          <w:rFonts w:ascii="Helvetica" w:hAnsi="Helvetica"/>
+        </w:rPr>
+        <w:tab/>
+      </w:r>
+      <w:r>
+        <w:rPr>
+          <w:rFonts w:ascii="Helvetica" w:hAnsi="Helvetica"/>
+        </w:rPr>
+        <w:tab/>
+      </w:r>
+      <w:r>
+        <w:rPr>
+          <w:rFonts w:ascii="Helvetica" w:hAnsi="Helvetica"/>
+        </w:rPr>
+        <w:tab/>
+      </w:r>
+      <w:r>
+        <w:rPr>
+          <w:rFonts w:ascii="Helvetica" w:hAnsi="Helvetica"/>
+        </w:rPr>
+        <w:tab/>
+      </w:r>
+      <w:r>
+        <w:rPr>
+          <w:rFonts w:ascii="Helvetica" w:hAnsi="Helvetica"/>
+        </w:rPr>
+        <w:tab/>
+      </w:r>
+      <w:r>
+        <w:rPr>
+          <w:rFonts w:ascii="Helvetica" w:hAnsi="Helvetica"/>
+        </w:rPr>
+        <w:tab/>
+      </w:r>
+      <w:r>
+        <w:rPr>
+          <w:rFonts w:ascii="Helvetica" w:hAnsi="Helvetica"/>
+        </w:rPr>
+        <w:tab/>
+      </w:r>
+      <w:r>
+        <w:rPr>
+          <w:rFonts w:ascii="Helvetica" w:hAnsi="Helvetica"/>
+        </w:rPr>
+        <w:tab/>
+      </w:r>
+      <w:r>
+        <w:rPr>
+          <w:rFonts w:ascii="Helvetica" w:hAnsi="Helvetica"/>
+        </w:rPr>
+        <w:tab/>
+      </w:r>
+      <w:r>
+        <w:rPr>
+          <w:rFonts w:ascii="Helvetica" w:hAnsi="Helvetica"/>
+        </w:rPr>
+        <w:tab/>
+      </w:r>
+      <w:r>
+        <w:rPr>
+          <w:rFonts w:ascii="Helvetica" w:hAnsi="Helvetica"/>
+        </w:rPr>
+        <w:tab/>
+        <w:t>2. Which oscillatory brain activity serves which functional role?</w:t>
+      </w:r>
+    </w:p>
+    <w:p>
+      <w:pPr>
+        <w:spacing w:line="240" w:lineRule="auto"/>
+        <w:rPr>
+          <w:rFonts w:ascii="Helvetica" w:hAnsi="Helvetica"/>
+        </w:rPr>
+      </w:pPr>
+      <w:r>
+        <w:rPr>
+          <w:rFonts w:ascii="Helvetica" w:hAnsi="Helvetica"/>
+        </w:rPr>
+        <w:tab/>
+      </w:r>
+      <w:r>
+        <w:rPr>
+          <w:rFonts w:ascii="Helvetica" w:hAnsi="Helvetica"/>
+        </w:rPr>
+        <w:tab/>
+      </w:r>
+      <w:r>
+        <w:rPr>
+          <w:rFonts w:ascii="Helvetica" w:hAnsi="Helvetica"/>
+        </w:rPr>
+        <w:tab/>
+      </w:r>
+      <w:r>
+        <w:rPr>
+          <w:rFonts w:ascii="Helvetica" w:hAnsi="Helvetica"/>
+        </w:rPr>
+        <w:tab/>
+      </w:r>
+      <w:r>
+        <w:rPr>
+          <w:rFonts w:ascii="Helvetica" w:hAnsi="Helvetica"/>
+        </w:rPr>
+        <w:tab/>
+      </w:r>
+      <w:r>
+        <w:rPr>
+          <w:rFonts w:ascii="Helvetica" w:hAnsi="Helvetica"/>
+        </w:rPr>
+        <w:tab/>
+      </w:r>
+      <w:r>
+        <w:rPr>
+          <w:rFonts w:ascii="Helvetica" w:hAnsi="Helvetica"/>
+        </w:rPr>
+        <w:tab/>
+      </w:r>
+      <w:r>
+        <w:rPr>
+          <w:rFonts w:ascii="Helvetica" w:hAnsi="Helvetica"/>
+        </w:rPr>
+        <w:tab/>
+      </w:r>
+      <w:r>
+        <w:rPr>
+          <w:rFonts w:ascii="Helvetica" w:hAnsi="Helvetica"/>
+        </w:rPr>
+        <w:tab/>
+      </w:r>
+      <w:r>
+        <w:rPr>
+          <w:rFonts w:ascii="Helvetica" w:hAnsi="Helvetica"/>
+        </w:rPr>
+        <w:tab/>
+      </w:r>
+      <w:r>
+        <w:rPr>
+          <w:rFonts w:ascii="Helvetica" w:hAnsi="Helvetica"/>
+        </w:rPr>
+        <w:tab/>
+      </w:r>
+      <w:r>
+        <w:rPr>
+          <w:rFonts w:ascii="Helvetica" w:hAnsi="Helvetica"/>
+        </w:rPr>
+        <w:tab/>
+        <w:t>&lt;</w:t>
+      </w:r>
+      <w:proofErr w:type="spellStart"/>
+      <w:r>
+        <w:rPr>
+          <w:rFonts w:ascii="Helvetica" w:hAnsi="Helvetica"/>
+        </w:rPr>
+        <w:t>br</w:t>
+      </w:r>
+      <w:proofErr w:type="spellEnd"/>
+      <w:r>
+        <w:rPr>
+          <w:rFonts w:ascii="Helvetica" w:hAnsi="Helvetica"/>
+        </w:rPr>
+        <w:t>&gt;&lt;/</w:t>
+      </w:r>
+      <w:proofErr w:type="spellStart"/>
+      <w:r>
+        <w:rPr>
+          <w:rFonts w:ascii="Helvetica" w:hAnsi="Helvetica"/>
+        </w:rPr>
+        <w:t>br</w:t>
+      </w:r>
+      <w:proofErr w:type="spellEnd"/>
+      <w:r>
+        <w:rPr>
+          <w:rFonts w:ascii="Helvetica" w:hAnsi="Helvetica"/>
+        </w:rPr>
+        <w:t>&gt;</w:t>
+      </w:r>
+    </w:p>
+    <w:p>
+      <w:pPr>
+        <w:spacing w:line="240" w:lineRule="auto"/>
+        <w:rPr>
+          <w:rFonts w:ascii="Helvetica" w:hAnsi="Helvetica"/>
+        </w:rPr>
+      </w:pPr>
+      <w:r>
+        <w:rPr>
+          <w:rFonts w:ascii="Helvetica" w:hAnsi="Helvetica"/>
+        </w:rPr>
+        <w:tab/>
+      </w:r>
+      <w:r>
+        <w:rPr>
+          <w:rFonts w:ascii="Helvetica" w:hAnsi="Helvetica"/>
+        </w:rPr>
+        <w:tab/>
+      </w:r>
+      <w:r>
+        <w:rPr>
+          <w:rFonts w:ascii="Helvetica" w:hAnsi="Helvetica"/>
+        </w:rPr>
+        <w:tab/>
+      </w:r>
+      <w:r>
+        <w:rPr>
+          <w:rFonts w:ascii="Helvetica" w:hAnsi="Helvetica"/>
+        </w:rPr>
+        <w:tab/>
+      </w:r>
+      <w:r>
+        <w:rPr>
+          <w:rFonts w:ascii="Helvetica" w:hAnsi="Helvetica"/>
+        </w:rPr>
+        <w:tab/>
+      </w:r>
+      <w:r>
+        <w:rPr>
+          <w:rFonts w:ascii="Helvetica" w:hAnsi="Helvetica"/>
+        </w:rPr>
+        <w:tab/>
+      </w:r>
+      <w:r>
+        <w:rPr>
+          <w:rFonts w:ascii="Helvetica" w:hAnsi="Helvetica"/>
+        </w:rPr>
+        <w:tab/>
+      </w:r>
+      <w:r>
+        <w:rPr>
+          <w:rFonts w:ascii="Helvetica" w:hAnsi="Helvetica"/>
+        </w:rPr>
+        <w:tab/>
+      </w:r>
+      <w:r>
+        <w:rPr>
+          <w:rFonts w:ascii="Helvetica" w:hAnsi="Helvetica"/>
+        </w:rPr>
+        <w:tab/>
+      </w:r>
+      <w:r>
+        <w:rPr>
+          <w:rFonts w:ascii="Helvetica" w:hAnsi="Helvetica"/>
+        </w:rPr>
+        <w:tab/>
+      </w:r>
+      <w:r>
+        <w:rPr>
+          <w:rFonts w:ascii="Helvetica" w:hAnsi="Helvetica"/>
+        </w:rPr>
+        <w:tab/>
+      </w:r>
+      <w:r>
+        <w:rPr>
+          <w:rFonts w:ascii="Helvetica" w:hAnsi="Helvetica"/>
+        </w:rPr>
+        <w:tab/>
+        <w:t>&lt;strong&gt;</w:t>
+      </w:r>
+      <w:r>
+        <w:rPr>
+          <w:rFonts w:ascii="Helvetica" w:hAnsi="Helvetica"/>
+          <w:b/>
+          <w:bCs/>
+        </w:rPr>
+        <w:t>Closed-loop therapy</w:t>
+      </w:r>
+      <w:r>
+        <w:rPr>
+          <w:rFonts w:ascii="Helvetica" w:hAnsi="Helvetica"/>
+        </w:rPr>
+        <w:t>&lt;/strong&gt;: can be applied in two ways&lt;</w:t>
+      </w:r>
+      <w:proofErr w:type="spellStart"/>
+      <w:r>
+        <w:rPr>
+          <w:rFonts w:ascii="Helvetica" w:hAnsi="Helvetica"/>
+        </w:rPr>
+        <w:t>br</w:t>
+      </w:r>
+      <w:proofErr w:type="spellEnd"/>
+      <w:r>
+        <w:rPr>
+          <w:rFonts w:ascii="Helvetica" w:hAnsi="Helvetica"/>
+        </w:rPr>
+        <w:t>&gt;</w:t>
+      </w:r>
+    </w:p>
+    <w:p>
+      <w:pPr>
+        <w:spacing w:line="240" w:lineRule="auto"/>
+        <w:rPr>
+          <w:rFonts w:ascii="Helvetica" w:hAnsi="Helvetica"/>
+        </w:rPr>
+      </w:pPr>
+      <w:r>
+        <w:rPr>
+          <w:rFonts w:ascii="Helvetica" w:hAnsi="Helvetica"/>
+        </w:rPr>
+        <w:tab/>
+      </w:r>
+      <w:r>
+        <w:rPr>
+          <w:rFonts w:ascii="Helvetica" w:hAnsi="Helvetica"/>
+        </w:rPr>
+        <w:tab/>
+      </w:r>
+      <w:r>
+        <w:rPr>
+          <w:rFonts w:ascii="Helvetica" w:hAnsi="Helvetica"/>
+        </w:rPr>
+        <w:tab/>
+      </w:r>
+      <w:r>
+        <w:rPr>
+          <w:rFonts w:ascii="Helvetica" w:hAnsi="Helvetica"/>
+        </w:rPr>
+        <w:tab/>
+      </w:r>
+      <w:r>
+        <w:rPr>
+          <w:rFonts w:ascii="Helvetica" w:hAnsi="Helvetica"/>
+        </w:rPr>
+        <w:tab/>
+      </w:r>
+      <w:r>
+        <w:rPr>
+          <w:rFonts w:ascii="Helvetica" w:hAnsi="Helvetica"/>
+        </w:rPr>
+        <w:tab/>
+      </w:r>
+      <w:r>
+        <w:rPr>
+          <w:rFonts w:ascii="Helvetica" w:hAnsi="Helvetica"/>
+        </w:rPr>
+        <w:tab/>
+      </w:r>
+      <w:r>
+        <w:rPr>
+          <w:rFonts w:ascii="Helvetica" w:hAnsi="Helvetica"/>
+        </w:rPr>
+        <w:tab/>
+      </w:r>
+      <w:r>
+        <w:rPr>
+          <w:rFonts w:ascii="Helvetica" w:hAnsi="Helvetica"/>
+        </w:rPr>
+        <w:tab/>
+      </w:r>
+      <w:r>
+        <w:rPr>
+          <w:rFonts w:ascii="Helvetica" w:hAnsi="Helvetica"/>
+        </w:rPr>
+        <w:tab/>
+      </w:r>
+      <w:r>
+        <w:rPr>
+          <w:rFonts w:ascii="Helvetica" w:hAnsi="Helvetica"/>
+        </w:rPr>
+        <w:tab/>
+      </w:r>
+      <w:r>
+        <w:rPr>
+          <w:rFonts w:ascii="Helvetica" w:hAnsi="Helvetica"/>
+        </w:rPr>
+        <w:tab/>
+        <w:t>1. Control-system theory approach: Using the feedback stimulus as a regulator &amp;</w:t>
+      </w:r>
+      <w:proofErr w:type="spellStart"/>
+      <w:r>
+        <w:rPr>
+          <w:rFonts w:ascii="Helvetica" w:hAnsi="Helvetica"/>
+        </w:rPr>
+        <w:t>rarr</w:t>
+      </w:r>
+      <w:proofErr w:type="spellEnd"/>
+      <w:r>
+        <w:rPr>
+          <w:rFonts w:ascii="Helvetica" w:hAnsi="Helvetica"/>
+        </w:rPr>
+        <w:t>; reset the local excitability and activity of a network&lt;</w:t>
+      </w:r>
+      <w:proofErr w:type="spellStart"/>
+      <w:r>
+        <w:rPr>
+          <w:rFonts w:ascii="Helvetica" w:hAnsi="Helvetica"/>
+        </w:rPr>
+        <w:t>br</w:t>
+      </w:r>
+      <w:proofErr w:type="spellEnd"/>
+      <w:r>
+        <w:rPr>
+          <w:rFonts w:ascii="Helvetica" w:hAnsi="Helvetica"/>
+        </w:rPr>
+        <w:t>&gt;</w:t>
+      </w:r>
+    </w:p>
+    <w:p>
+      <w:pPr>
+        <w:spacing w:line="240" w:lineRule="auto"/>
+        <w:rPr>
+          <w:rFonts w:ascii="Helvetica" w:hAnsi="Helvetica"/>
+        </w:rPr>
+      </w:pPr>
+      <w:r>
+        <w:rPr>
+          <w:rFonts w:ascii="Helvetica" w:hAnsi="Helvetica"/>
+        </w:rPr>
+        <w:tab/>
+      </w:r>
+      <w:r>
+        <w:rPr>
+          <w:rFonts w:ascii="Helvetica" w:hAnsi="Helvetica"/>
+        </w:rPr>
+        <w:tab/>
+      </w:r>
+      <w:r>
+        <w:rPr>
+          <w:rFonts w:ascii="Helvetica" w:hAnsi="Helvetica"/>
+        </w:rPr>
+        <w:tab/>
+      </w:r>
+      <w:r>
+        <w:rPr>
+          <w:rFonts w:ascii="Helvetica" w:hAnsi="Helvetica"/>
+        </w:rPr>
+        <w:tab/>
+      </w:r>
+      <w:r>
+        <w:rPr>
+          <w:rFonts w:ascii="Helvetica" w:hAnsi="Helvetica"/>
+        </w:rPr>
+        <w:tab/>
+      </w:r>
+      <w:r>
+        <w:rPr>
+          <w:rFonts w:ascii="Helvetica" w:hAnsi="Helvetica"/>
+        </w:rPr>
+        <w:tab/>
+      </w:r>
+      <w:r>
+        <w:rPr>
+          <w:rFonts w:ascii="Helvetica" w:hAnsi="Helvetica"/>
+        </w:rPr>
+        <w:tab/>
+      </w:r>
+      <w:r>
+        <w:rPr>
+          <w:rFonts w:ascii="Helvetica" w:hAnsi="Helvetica"/>
+        </w:rPr>
+        <w:tab/>
+      </w:r>
+      <w:r>
+        <w:rPr>
+          <w:rFonts w:ascii="Helvetica" w:hAnsi="Helvetica"/>
+        </w:rPr>
+        <w:tab/>
+      </w:r>
+      <w:r>
+        <w:rPr>
+          <w:rFonts w:ascii="Helvetica" w:hAnsi="Helvetica"/>
+        </w:rPr>
+        <w:tab/>
+      </w:r>
+      <w:r>
+        <w:rPr>
+          <w:rFonts w:ascii="Helvetica" w:hAnsi="Helvetica"/>
+        </w:rPr>
+        <w:tab/>
+      </w:r>
+      <w:r>
+        <w:rPr>
+          <w:rFonts w:ascii="Helvetica" w:hAnsi="Helvetica"/>
+        </w:rPr>
+        <w:tab/>
+        <w:t xml:space="preserve">2. </w:t>
+      </w:r>
+      <w:proofErr w:type="spellStart"/>
+      <w:r>
+        <w:rPr>
+          <w:rFonts w:ascii="Helvetica" w:hAnsi="Helvetica"/>
+        </w:rPr>
+        <w:t>Neuromodulatory</w:t>
+      </w:r>
+      <w:proofErr w:type="spellEnd"/>
+      <w:r>
+        <w:rPr>
+          <w:rFonts w:ascii="Helvetica" w:hAnsi="Helvetica"/>
+        </w:rPr>
+        <w:t xml:space="preserve"> approach: Using a stimulus train to induce specific long-term plastic changes &amp;</w:t>
+      </w:r>
+      <w:proofErr w:type="spellStart"/>
+      <w:r>
+        <w:rPr>
+          <w:rFonts w:ascii="Helvetica" w:hAnsi="Helvetica"/>
+        </w:rPr>
+        <w:t>rarr</w:t>
+      </w:r>
+      <w:proofErr w:type="spellEnd"/>
+      <w:r>
+        <w:rPr>
+          <w:rFonts w:ascii="Helvetica" w:hAnsi="Helvetica"/>
+        </w:rPr>
+        <w:t>; rewire the connectivity of the network</w:t>
+      </w:r>
+    </w:p>
+    <w:p>
+      <w:pPr>
+        <w:spacing w:line="240" w:lineRule="auto"/>
+        <w:rPr>
+          <w:rFonts w:ascii="Helvetica" w:hAnsi="Helvetica"/>
+        </w:rPr>
+      </w:pPr>
+    </w:p>
+    <w:p>
+      <w:pPr>
+        <w:spacing w:line="240" w:lineRule="auto"/>
         <w:rPr>
           <w:rFonts w:ascii="Helvetica" w:hAnsi="Helvetica" w:hint="eastAsia"/>
         </w:rPr>
       </w:pPr>
       <w:r>
         <w:rPr>
-          <w:rFonts w:ascii="Helvetica" w:hAnsi="Helvetica" w:hint="eastAsia"/>
-        </w:rPr>
-        <w:t>I</w:t>
-      </w:r>
-      <w:r>
-        <w:rPr>
-          <w:rFonts w:ascii="Helvetica" w:hAnsi="Helvetica"/>
-        </w:rPr>
-        <w:t>mplications of closed-loop approaches for therapy</w:t>
+          <w:rFonts w:ascii="Helvetica" w:hAnsi="Helvetica"/>
+        </w:rPr>
+        <w:tab/>
+      </w:r>
+      <w:r>
+        <w:rPr>
+          <w:rFonts w:ascii="Helvetica" w:hAnsi="Helvetica"/>
+        </w:rPr>
+        <w:tab/>
+      </w:r>
+      <w:r>
+        <w:rPr>
+          <w:rFonts w:ascii="Helvetica" w:hAnsi="Helvetica"/>
+        </w:rPr>
+        <w:tab/>
+      </w:r>
+      <w:r>
+        <w:rPr>
+          <w:rFonts w:ascii="Helvetica" w:hAnsi="Helvetica"/>
+        </w:rPr>
+        <w:tab/>
+      </w:r>
+      <w:r>
+        <w:rPr>
+          <w:rFonts w:ascii="Helvetica" w:hAnsi="Helvetica"/>
+        </w:rPr>
+        <w:tab/>
+      </w:r>
+      <w:r>
+        <w:rPr>
+          <w:rFonts w:ascii="Helvetica" w:hAnsi="Helvetica"/>
+        </w:rPr>
+        <w:tab/>
+      </w:r>
+      <w:r>
+        <w:rPr>
+          <w:rFonts w:ascii="Helvetica" w:hAnsi="Helvetica"/>
+        </w:rPr>
+        <w:tab/>
+      </w:r>
+      <w:r>
+        <w:rPr>
+          <w:rFonts w:ascii="Helvetica" w:hAnsi="Helvetica"/>
+        </w:rPr>
+        <w:tab/>
+      </w:r>
+      <w:r>
+        <w:rPr>
+          <w:rFonts w:ascii="Helvetica" w:hAnsi="Helvetica"/>
+        </w:rPr>
+        <w:tab/>
+      </w:r>
+      <w:r>
+        <w:rPr>
+          <w:rFonts w:ascii="Helvetica" w:hAnsi="Helvetica"/>
+        </w:rPr>
+        <w:tab/>
+      </w:r>
+      <w:r>
+        <w:rPr>
+          <w:rFonts w:ascii="Helvetica" w:hAnsi="Helvetica"/>
+        </w:rPr>
+        <w:tab/>
+      </w:r>
+      <w:r>
+        <w:rPr>
+          <w:rFonts w:ascii="Helvetica" w:hAnsi="Helvetica"/>
+        </w:rPr>
+        <w:tab/>
+        <w:t>&lt;</w:t>
+      </w:r>
+      <w:proofErr w:type="spellStart"/>
+      <w:r>
+        <w:rPr>
+          <w:rFonts w:ascii="Helvetica" w:hAnsi="Helvetica"/>
+        </w:rPr>
+        <w:t>br</w:t>
+      </w:r>
+      <w:proofErr w:type="spellEnd"/>
+      <w:r>
+        <w:rPr>
+          <w:rFonts w:ascii="Helvetica" w:hAnsi="Helvetica"/>
+        </w:rPr>
+        <w:t>&gt;</w:t>
       </w:r>
     </w:p>
     <w:sectPr>
@@ -312,29 +1993,371 @@
 <file path=word/numbering.xml><?xml version="1.0" encoding="utf-8"?>
 <w:numbering xmlns:wpc="http://schemas.microsoft.com/office/word/2010/wordprocessingCanvas" xmlns:cx="http://schemas.microsoft.com/office/drawing/2014/chartex" xmlns:cx1="http://schemas.microsoft.com/office/drawing/2015/9/8/chartex" xmlns:cx2="http://schemas.microsoft.com/office/drawing/2015/10/21/chartex" xmlns:cx3="http://schemas.microsoft.com/office/drawing/2016/5/9/chartex" xmlns:cx4="http://schemas.microsoft.com/office/drawing/2016/5/10/chartex" xmlns:cx5="http://schemas.microsoft.com/office/drawing/2016/5/11/chartex" xmlns:cx6="http://schemas.microsoft.com/office/drawing/2016/5/12/chartex" xmlns:cx7="http://schemas.microsoft.com/office/drawing/2016/5/13/chartex" xmlns:cx8="http://schemas.microsoft.com/office/drawing/2016/5/14/chartex" xmlns:mc="http://schemas.openxmlformats.org/markup-compatibility/2006" xmlns:aink="http://schemas.microsoft.com/office/drawing/2016/ink" xmlns:am3d="http://schemas.microsoft.com/office/drawing/2017/model3d" xmlns:o="urn:schemas-microsoft-com:office:office" xmlns:r="http://schemas.openxmlformats.org/officeDocument/2006/relationships" xmlns:m="http://schemas.openxmlformats.org/officeDocument/2006/math" xmlns:v="urn:schemas-microsoft-com:vml" xmlns:wp14="http://schemas.microsoft.com/office/word/2010/wordprocessingDrawing" xmlns:wp="http://schemas.openxmlformats.org/drawingml/2006/wordprocessingDrawing" xmlns:w10="urn:schemas-microsoft-com:office:word" xmlns:w="http://schemas.openxmlformats.org/wordprocessingml/2006/main" xmlns:w14="http://schemas.microsoft.com/office/word/2010/wordml" xmlns:w15="http://schemas.microsoft.com/office/word/2012/wordml" xmlns:w16cex="http://schemas.microsoft.com/office/word/2018/wordml/cex" xmlns:w16cid="http://schemas.microsoft.com/office/word/2016/wordml/cid" xmlns:w16="http://schemas.microsoft.com/office/word/2018/wordml" xmlns:w16se="http://schemas.microsoft.com/office/word/2015/wordml/symex" xmlns:wpg="http://schemas.microsoft.com/office/word/2010/wordprocessingGroup" xmlns:wpi="http://schemas.microsoft.com/office/word/2010/wordprocessingInk" xmlns:wne="http://schemas.microsoft.com/office/word/2006/wordml" xmlns:wps="http://schemas.microsoft.com/office/word/2010/wordprocessingShape" mc:Ignorable="w14 w15 w16se w16cid w16 w16cex wp14">
   <w:abstractNum w:abstractNumId="0" w15:restartNumberingAfterBreak="0">
+    <w:nsid w:val="1B5261F2"/>
+    <w:multiLevelType w:val="hybridMultilevel"/>
+    <w:tmpl w:val="BCE898C0"/>
+    <w:lvl w:ilvl="0" w:tplc="04090001">
+      <w:start w:val="1"/>
+      <w:numFmt w:val="bullet"/>
+      <w:lvlText w:val=""/>
+      <w:lvlJc w:val="left"/>
+      <w:pPr>
+        <w:ind w:left="800" w:hanging="400"/>
+      </w:pPr>
+      <w:rPr>
+        <w:rFonts w:ascii="Wingdings" w:hAnsi="Wingdings" w:hint="default"/>
+      </w:rPr>
+    </w:lvl>
+    <w:lvl w:ilvl="1" w:tplc="04090003" w:tentative="1">
+      <w:start w:val="1"/>
+      <w:numFmt w:val="bullet"/>
+      <w:lvlText w:val=""/>
+      <w:lvlJc w:val="left"/>
+      <w:pPr>
+        <w:ind w:left="1200" w:hanging="400"/>
+      </w:pPr>
+      <w:rPr>
+        <w:rFonts w:ascii="Wingdings" w:hAnsi="Wingdings" w:hint="default"/>
+      </w:rPr>
+    </w:lvl>
+    <w:lvl w:ilvl="2" w:tplc="04090005" w:tentative="1">
+      <w:start w:val="1"/>
+      <w:numFmt w:val="bullet"/>
+      <w:lvlText w:val=""/>
+      <w:lvlJc w:val="left"/>
+      <w:pPr>
+        <w:ind w:left="1600" w:hanging="400"/>
+      </w:pPr>
+      <w:rPr>
+        <w:rFonts w:ascii="Wingdings" w:hAnsi="Wingdings" w:hint="default"/>
+      </w:rPr>
+    </w:lvl>
+    <w:lvl w:ilvl="3" w:tplc="04090001" w:tentative="1">
+      <w:start w:val="1"/>
+      <w:numFmt w:val="bullet"/>
+      <w:lvlText w:val=""/>
+      <w:lvlJc w:val="left"/>
+      <w:pPr>
+        <w:ind w:left="2000" w:hanging="400"/>
+      </w:pPr>
+      <w:rPr>
+        <w:rFonts w:ascii="Wingdings" w:hAnsi="Wingdings" w:hint="default"/>
+      </w:rPr>
+    </w:lvl>
+    <w:lvl w:ilvl="4" w:tplc="04090003" w:tentative="1">
+      <w:start w:val="1"/>
+      <w:numFmt w:val="bullet"/>
+      <w:lvlText w:val=""/>
+      <w:lvlJc w:val="left"/>
+      <w:pPr>
+        <w:ind w:left="2400" w:hanging="400"/>
+      </w:pPr>
+      <w:rPr>
+        <w:rFonts w:ascii="Wingdings" w:hAnsi="Wingdings" w:hint="default"/>
+      </w:rPr>
+    </w:lvl>
+    <w:lvl w:ilvl="5" w:tplc="04090005" w:tentative="1">
+      <w:start w:val="1"/>
+      <w:numFmt w:val="bullet"/>
+      <w:lvlText w:val=""/>
+      <w:lvlJc w:val="left"/>
+      <w:pPr>
+        <w:ind w:left="2800" w:hanging="400"/>
+      </w:pPr>
+      <w:rPr>
+        <w:rFonts w:ascii="Wingdings" w:hAnsi="Wingdings" w:hint="default"/>
+      </w:rPr>
+    </w:lvl>
+    <w:lvl w:ilvl="6" w:tplc="04090001" w:tentative="1">
+      <w:start w:val="1"/>
+      <w:numFmt w:val="bullet"/>
+      <w:lvlText w:val=""/>
+      <w:lvlJc w:val="left"/>
+      <w:pPr>
+        <w:ind w:left="3200" w:hanging="400"/>
+      </w:pPr>
+      <w:rPr>
+        <w:rFonts w:ascii="Wingdings" w:hAnsi="Wingdings" w:hint="default"/>
+      </w:rPr>
+    </w:lvl>
+    <w:lvl w:ilvl="7" w:tplc="04090003" w:tentative="1">
+      <w:start w:val="1"/>
+      <w:numFmt w:val="bullet"/>
+      <w:lvlText w:val=""/>
+      <w:lvlJc w:val="left"/>
+      <w:pPr>
+        <w:ind w:left="3600" w:hanging="400"/>
+      </w:pPr>
+      <w:rPr>
+        <w:rFonts w:ascii="Wingdings" w:hAnsi="Wingdings" w:hint="default"/>
+      </w:rPr>
+    </w:lvl>
+    <w:lvl w:ilvl="8" w:tplc="04090005" w:tentative="1">
+      <w:start w:val="1"/>
+      <w:numFmt w:val="bullet"/>
+      <w:lvlText w:val=""/>
+      <w:lvlJc w:val="left"/>
+      <w:pPr>
+        <w:ind w:left="4000" w:hanging="400"/>
+      </w:pPr>
+      <w:rPr>
+        <w:rFonts w:ascii="Wingdings" w:hAnsi="Wingdings" w:hint="default"/>
+      </w:rPr>
+    </w:lvl>
+  </w:abstractNum>
+  <w:abstractNum w:abstractNumId="1" w15:restartNumberingAfterBreak="0">
+    <w:nsid w:val="2747785F"/>
+    <w:multiLevelType w:val="hybridMultilevel"/>
+    <w:tmpl w:val="E79CD7B8"/>
+    <w:lvl w:ilvl="0" w:tplc="04090001">
+      <w:start w:val="1"/>
+      <w:numFmt w:val="bullet"/>
+      <w:lvlText w:val=""/>
+      <w:lvlJc w:val="left"/>
+      <w:pPr>
+        <w:ind w:left="760" w:hanging="400"/>
+      </w:pPr>
+      <w:rPr>
+        <w:rFonts w:ascii="Wingdings" w:hAnsi="Wingdings" w:hint="default"/>
+      </w:rPr>
+    </w:lvl>
+    <w:lvl w:ilvl="1" w:tplc="04090003" w:tentative="1">
+      <w:start w:val="1"/>
+      <w:numFmt w:val="bullet"/>
+      <w:lvlText w:val=""/>
+      <w:lvlJc w:val="left"/>
+      <w:pPr>
+        <w:ind w:left="1160" w:hanging="400"/>
+      </w:pPr>
+      <w:rPr>
+        <w:rFonts w:ascii="Wingdings" w:hAnsi="Wingdings" w:hint="default"/>
+      </w:rPr>
+    </w:lvl>
+    <w:lvl w:ilvl="2" w:tplc="04090005" w:tentative="1">
+      <w:start w:val="1"/>
+      <w:numFmt w:val="bullet"/>
+      <w:lvlText w:val=""/>
+      <w:lvlJc w:val="left"/>
+      <w:pPr>
+        <w:ind w:left="1560" w:hanging="400"/>
+      </w:pPr>
+      <w:rPr>
+        <w:rFonts w:ascii="Wingdings" w:hAnsi="Wingdings" w:hint="default"/>
+      </w:rPr>
+    </w:lvl>
+    <w:lvl w:ilvl="3" w:tplc="04090001" w:tentative="1">
+      <w:start w:val="1"/>
+      <w:numFmt w:val="bullet"/>
+      <w:lvlText w:val=""/>
+      <w:lvlJc w:val="left"/>
+      <w:pPr>
+        <w:ind w:left="1960" w:hanging="400"/>
+      </w:pPr>
+      <w:rPr>
+        <w:rFonts w:ascii="Wingdings" w:hAnsi="Wingdings" w:hint="default"/>
+      </w:rPr>
+    </w:lvl>
+    <w:lvl w:ilvl="4" w:tplc="04090003" w:tentative="1">
+      <w:start w:val="1"/>
+      <w:numFmt w:val="bullet"/>
+      <w:lvlText w:val=""/>
+      <w:lvlJc w:val="left"/>
+      <w:pPr>
+        <w:ind w:left="2360" w:hanging="400"/>
+      </w:pPr>
+      <w:rPr>
+        <w:rFonts w:ascii="Wingdings" w:hAnsi="Wingdings" w:hint="default"/>
+      </w:rPr>
+    </w:lvl>
+    <w:lvl w:ilvl="5" w:tplc="04090005" w:tentative="1">
+      <w:start w:val="1"/>
+      <w:numFmt w:val="bullet"/>
+      <w:lvlText w:val=""/>
+      <w:lvlJc w:val="left"/>
+      <w:pPr>
+        <w:ind w:left="2760" w:hanging="400"/>
+      </w:pPr>
+      <w:rPr>
+        <w:rFonts w:ascii="Wingdings" w:hAnsi="Wingdings" w:hint="default"/>
+      </w:rPr>
+    </w:lvl>
+    <w:lvl w:ilvl="6" w:tplc="04090001" w:tentative="1">
+      <w:start w:val="1"/>
+      <w:numFmt w:val="bullet"/>
+      <w:lvlText w:val=""/>
+      <w:lvlJc w:val="left"/>
+      <w:pPr>
+        <w:ind w:left="3160" w:hanging="400"/>
+      </w:pPr>
+      <w:rPr>
+        <w:rFonts w:ascii="Wingdings" w:hAnsi="Wingdings" w:hint="default"/>
+      </w:rPr>
+    </w:lvl>
+    <w:lvl w:ilvl="7" w:tplc="04090003" w:tentative="1">
+      <w:start w:val="1"/>
+      <w:numFmt w:val="bullet"/>
+      <w:lvlText w:val=""/>
+      <w:lvlJc w:val="left"/>
+      <w:pPr>
+        <w:ind w:left="3560" w:hanging="400"/>
+      </w:pPr>
+      <w:rPr>
+        <w:rFonts w:ascii="Wingdings" w:hAnsi="Wingdings" w:hint="default"/>
+      </w:rPr>
+    </w:lvl>
+    <w:lvl w:ilvl="8" w:tplc="04090005" w:tentative="1">
+      <w:start w:val="1"/>
+      <w:numFmt w:val="bullet"/>
+      <w:lvlText w:val=""/>
+      <w:lvlJc w:val="left"/>
+      <w:pPr>
+        <w:ind w:left="3960" w:hanging="400"/>
+      </w:pPr>
+      <w:rPr>
+        <w:rFonts w:ascii="Wingdings" w:hAnsi="Wingdings" w:hint="default"/>
+      </w:rPr>
+    </w:lvl>
+  </w:abstractNum>
+  <w:abstractNum w:abstractNumId="2" w15:restartNumberingAfterBreak="0">
+    <w:nsid w:val="286F530D"/>
+    <w:multiLevelType w:val="hybridMultilevel"/>
+    <w:tmpl w:val="CB784CC8"/>
+    <w:lvl w:ilvl="0" w:tplc="04090001">
+      <w:start w:val="1"/>
+      <w:numFmt w:val="bullet"/>
+      <w:lvlText w:val=""/>
+      <w:lvlJc w:val="left"/>
+      <w:pPr>
+        <w:ind w:left="800" w:hanging="400"/>
+      </w:pPr>
+      <w:rPr>
+        <w:rFonts w:ascii="Wingdings" w:hAnsi="Wingdings" w:hint="default"/>
+      </w:rPr>
+    </w:lvl>
+    <w:lvl w:ilvl="1" w:tplc="04090003" w:tentative="1">
+      <w:start w:val="1"/>
+      <w:numFmt w:val="bullet"/>
+      <w:lvlText w:val=""/>
+      <w:lvlJc w:val="left"/>
+      <w:pPr>
+        <w:ind w:left="1200" w:hanging="400"/>
+      </w:pPr>
+      <w:rPr>
+        <w:rFonts w:ascii="Wingdings" w:hAnsi="Wingdings" w:hint="default"/>
+      </w:rPr>
+    </w:lvl>
+    <w:lvl w:ilvl="2" w:tplc="04090005" w:tentative="1">
+      <w:start w:val="1"/>
+      <w:numFmt w:val="bullet"/>
+      <w:lvlText w:val=""/>
+      <w:lvlJc w:val="left"/>
+      <w:pPr>
+        <w:ind w:left="1600" w:hanging="400"/>
+      </w:pPr>
+      <w:rPr>
+        <w:rFonts w:ascii="Wingdings" w:hAnsi="Wingdings" w:hint="default"/>
+      </w:rPr>
+    </w:lvl>
+    <w:lvl w:ilvl="3" w:tplc="04090001" w:tentative="1">
+      <w:start w:val="1"/>
+      <w:numFmt w:val="bullet"/>
+      <w:lvlText w:val=""/>
+      <w:lvlJc w:val="left"/>
+      <w:pPr>
+        <w:ind w:left="2000" w:hanging="400"/>
+      </w:pPr>
+      <w:rPr>
+        <w:rFonts w:ascii="Wingdings" w:hAnsi="Wingdings" w:hint="default"/>
+      </w:rPr>
+    </w:lvl>
+    <w:lvl w:ilvl="4" w:tplc="04090003" w:tentative="1">
+      <w:start w:val="1"/>
+      <w:numFmt w:val="bullet"/>
+      <w:lvlText w:val=""/>
+      <w:lvlJc w:val="left"/>
+      <w:pPr>
+        <w:ind w:left="2400" w:hanging="400"/>
+      </w:pPr>
+      <w:rPr>
+        <w:rFonts w:ascii="Wingdings" w:hAnsi="Wingdings" w:hint="default"/>
+      </w:rPr>
+    </w:lvl>
+    <w:lvl w:ilvl="5" w:tplc="04090005" w:tentative="1">
+      <w:start w:val="1"/>
+      <w:numFmt w:val="bullet"/>
+      <w:lvlText w:val=""/>
+      <w:lvlJc w:val="left"/>
+      <w:pPr>
+        <w:ind w:left="2800" w:hanging="400"/>
+      </w:pPr>
+      <w:rPr>
+        <w:rFonts w:ascii="Wingdings" w:hAnsi="Wingdings" w:hint="default"/>
+      </w:rPr>
+    </w:lvl>
+    <w:lvl w:ilvl="6" w:tplc="04090001" w:tentative="1">
+      <w:start w:val="1"/>
+      <w:numFmt w:val="bullet"/>
+      <w:lvlText w:val=""/>
+      <w:lvlJc w:val="left"/>
+      <w:pPr>
+        <w:ind w:left="3200" w:hanging="400"/>
+      </w:pPr>
+      <w:rPr>
+        <w:rFonts w:ascii="Wingdings" w:hAnsi="Wingdings" w:hint="default"/>
+      </w:rPr>
+    </w:lvl>
+    <w:lvl w:ilvl="7" w:tplc="04090003" w:tentative="1">
+      <w:start w:val="1"/>
+      <w:numFmt w:val="bullet"/>
+      <w:lvlText w:val=""/>
+      <w:lvlJc w:val="left"/>
+      <w:pPr>
+        <w:ind w:left="3600" w:hanging="400"/>
+      </w:pPr>
+      <w:rPr>
+        <w:rFonts w:ascii="Wingdings" w:hAnsi="Wingdings" w:hint="default"/>
+      </w:rPr>
+    </w:lvl>
+    <w:lvl w:ilvl="8" w:tplc="04090005" w:tentative="1">
+      <w:start w:val="1"/>
+      <w:numFmt w:val="bullet"/>
+      <w:lvlText w:val=""/>
+      <w:lvlJc w:val="left"/>
+      <w:pPr>
+        <w:ind w:left="4000" w:hanging="400"/>
+      </w:pPr>
+      <w:rPr>
+        <w:rFonts w:ascii="Wingdings" w:hAnsi="Wingdings" w:hint="default"/>
+      </w:rPr>
+    </w:lvl>
+  </w:abstractNum>
+  <w:abstractNum w:abstractNumId="3" w15:restartNumberingAfterBreak="0">
     <w:nsid w:val="5E5D6D36"/>
     <w:multiLevelType w:val="hybridMultilevel"/>
-    <w:tmpl w:val="D2E086C4"/>
+    <w:tmpl w:val="1D6054E8"/>
     <w:lvl w:ilvl="0" w:tplc="B47438D0">
       <w:start w:val="1"/>
       <w:numFmt w:val="decimal"/>
       <w:lvlText w:val="%1."/>
       <w:lvlJc w:val="left"/>
       <w:pPr>
-        <w:ind w:left="760" w:hanging="360"/>
+        <w:ind w:left="360" w:hanging="360"/>
       </w:pPr>
       <w:rPr>
         <w:rFonts w:hint="default"/>
       </w:rPr>
     </w:lvl>
-    <w:lvl w:ilvl="1" w:tplc="04090019">
-      <w:start w:val="1"/>
-      <w:numFmt w:val="upperLetter"/>
-      <w:lvlText w:val="%2."/>
-      <w:lvlJc w:val="left"/>
-      <w:pPr>
-        <w:ind w:left="1200" w:hanging="400"/>
-      </w:pPr>
+    <w:lvl w:ilvl="1" w:tplc="04090001">
+      <w:start w:val="1"/>
+      <w:numFmt w:val="bullet"/>
+      <w:lvlText w:val=""/>
+      <w:lvlJc w:val="left"/>
+      <w:pPr>
+        <w:ind w:left="800" w:hanging="400"/>
+      </w:pPr>
+      <w:rPr>
+        <w:rFonts w:ascii="Wingdings" w:hAnsi="Wingdings" w:hint="default"/>
+      </w:rPr>
     </w:lvl>
     <w:lvl w:ilvl="2" w:tplc="0409001B" w:tentative="1">
       <w:start w:val="1"/>
@@ -342,7 +2365,7 @@
       <w:lvlText w:val="%3."/>
       <w:lvlJc w:val="right"/>
       <w:pPr>
-        <w:ind w:left="1600" w:hanging="400"/>
+        <w:ind w:left="1200" w:hanging="400"/>
       </w:pPr>
     </w:lvl>
     <w:lvl w:ilvl="3" w:tplc="0409000F" w:tentative="1">
@@ -351,7 +2374,7 @@
       <w:lvlText w:val="%4."/>
       <w:lvlJc w:val="left"/>
       <w:pPr>
-        <w:ind w:left="2000" w:hanging="400"/>
+        <w:ind w:left="1600" w:hanging="400"/>
       </w:pPr>
     </w:lvl>
     <w:lvl w:ilvl="4" w:tplc="04090019" w:tentative="1">
@@ -360,7 +2383,7 @@
       <w:lvlText w:val="%5."/>
       <w:lvlJc w:val="left"/>
       <w:pPr>
-        <w:ind w:left="2400" w:hanging="400"/>
+        <w:ind w:left="2000" w:hanging="400"/>
       </w:pPr>
     </w:lvl>
     <w:lvl w:ilvl="5" w:tplc="0409001B" w:tentative="1">
@@ -369,7 +2392,7 @@
       <w:lvlText w:val="%6."/>
       <w:lvlJc w:val="right"/>
       <w:pPr>
-        <w:ind w:left="2800" w:hanging="400"/>
+        <w:ind w:left="2400" w:hanging="400"/>
       </w:pPr>
     </w:lvl>
     <w:lvl w:ilvl="6" w:tplc="0409000F" w:tentative="1">
@@ -378,7 +2401,7 @@
       <w:lvlText w:val="%7."/>
       <w:lvlJc w:val="left"/>
       <w:pPr>
-        <w:ind w:left="3200" w:hanging="400"/>
+        <w:ind w:left="2800" w:hanging="400"/>
       </w:pPr>
     </w:lvl>
     <w:lvl w:ilvl="7" w:tplc="04090019" w:tentative="1">
@@ -387,7 +2410,7 @@
       <w:lvlText w:val="%8."/>
       <w:lvlJc w:val="left"/>
       <w:pPr>
-        <w:ind w:left="3600" w:hanging="400"/>
+        <w:ind w:left="3200" w:hanging="400"/>
       </w:pPr>
     </w:lvl>
     <w:lvl w:ilvl="8" w:tplc="0409001B" w:tentative="1">
@@ -396,11 +2419,11 @@
       <w:lvlText w:val="%9."/>
       <w:lvlJc w:val="right"/>
       <w:pPr>
-        <w:ind w:left="4000" w:hanging="400"/>
+        <w:ind w:left="3600" w:hanging="400"/>
       </w:pPr>
     </w:lvl>
   </w:abstractNum>
-  <w:abstractNum w:abstractNumId="1" w15:restartNumberingAfterBreak="0">
+  <w:abstractNum w:abstractNumId="4" w15:restartNumberingAfterBreak="0">
     <w:nsid w:val="65427112"/>
     <w:multiLevelType w:val="hybridMultilevel"/>
     <w:tmpl w:val="EEB64E16"/>
@@ -490,9 +2513,18 @@
     </w:lvl>
   </w:abstractNum>
   <w:num w:numId="1">
+    <w:abstractNumId w:val="4"/>
+  </w:num>
+  <w:num w:numId="2">
+    <w:abstractNumId w:val="3"/>
+  </w:num>
+  <w:num w:numId="3">
     <w:abstractNumId w:val="1"/>
   </w:num>
-  <w:num w:numId="2">
+  <w:num w:numId="4">
+    <w:abstractNumId w:val="2"/>
+  </w:num>
+  <w:num w:numId="5">
     <w:abstractNumId w:val="0"/>
   </w:num>
 </w:numbering>
@@ -622,6 +2654,7 @@
     <w:lsdException w:name="HTML Sample" w:semiHidden="1" w:unhideWhenUsed="1"/>
     <w:lsdException w:name="HTML Typewriter" w:semiHidden="1" w:unhideWhenUsed="1"/>
     <w:lsdException w:name="HTML Variable" w:semiHidden="1" w:unhideWhenUsed="1"/>
+    <w:lsdException w:name="Normal Table" w:semiHidden="1" w:unhideWhenUsed="1"/>
     <w:lsdException w:name="annotation subject" w:semiHidden="1" w:unhideWhenUsed="1"/>
     <w:lsdException w:name="No List" w:semiHidden="1" w:unhideWhenUsed="1"/>
     <w:lsdException w:name="Outline List 1" w:semiHidden="1" w:unhideWhenUsed="1"/>
@@ -668,8 +2701,10 @@
     <w:lsdException w:name="Table Subtle 2" w:semiHidden="1" w:unhideWhenUsed="1"/>
     <w:lsdException w:name="Table Web 1" w:semiHidden="1" w:unhideWhenUsed="1"/>
     <w:lsdException w:name="Table Web 2" w:semiHidden="1" w:unhideWhenUsed="1"/>
+    <w:lsdException w:name="Table Web 3" w:semiHidden="1" w:unhideWhenUsed="1"/>
     <w:lsdException w:name="Balloon Text" w:semiHidden="1" w:unhideWhenUsed="1"/>
     <w:lsdException w:name="Table Grid" w:uiPriority="39"/>
+    <w:lsdException w:name="Table Theme" w:semiHidden="1" w:unhideWhenUsed="1"/>
     <w:lsdException w:name="Placeholder Text" w:semiHidden="1"/>
     <w:lsdException w:name="No Spacing" w:uiPriority="1" w:qFormat="1"/>
     <w:lsdException w:name="Light Shading" w:uiPriority="60"/>
@@ -1237,6 +3272,21 @@
 </file>
 
 <file path=customXml/item1.xml><?xml version="1.0" encoding="utf-8"?>
+<p:properties xmlns:p="http://schemas.microsoft.com/office/2006/metadata/properties" xmlns:xsi="http://www.w3.org/2001/XMLSchema-instance" xmlns:pc="http://schemas.microsoft.com/office/infopath/2007/PartnerControls">
+  <documentManagement/>
+</p:properties>
+</file>
+
+<file path=customXml/item2.xml><?xml version="1.0" encoding="utf-8"?>
+<?mso-contentType ?>
+<FormTemplates xmlns="http://schemas.microsoft.com/sharepoint/v3/contenttype/forms">
+  <Display>DocumentLibraryForm</Display>
+  <Edit>DocumentLibraryForm</Edit>
+  <New>DocumentLibraryForm</New>
+</FormTemplates>
+</file>
+
+<file path=customXml/item3.xml><?xml version="1.0" encoding="utf-8"?>
 <ct:contentTypeSchema xmlns:ct="http://schemas.microsoft.com/office/2006/metadata/contentType" xmlns:ma="http://schemas.microsoft.com/office/2006/metadata/properties/metaAttributes" ct:_="" ma:_="" ma:contentTypeName="Document" ma:contentTypeID="0x0101004BD805F0EAD5CE43A31E513787ACC0D3" ma:contentTypeVersion="2" ma:contentTypeDescription="Create a new document." ma:contentTypeScope="" ma:versionID="ac6fee0ac981d2575fe370813aceb7cb">
   <xsd:schema xmlns:xsd="http://www.w3.org/2001/XMLSchema" xmlns:xs="http://www.w3.org/2001/XMLSchema" xmlns:p="http://schemas.microsoft.com/office/2006/metadata/properties" xmlns:ns3="d75a57f8-a3b8-49f7-93ec-0c2a77450cdc" targetNamespace="http://schemas.microsoft.com/office/2006/metadata/properties" ma:root="true" ma:fieldsID="ad01cb1b4c0294cc9c057d28dc190b8d" ns3:_="">
     <xsd:import namespace="d75a57f8-a3b8-49f7-93ec-0c2a77450cdc"/>
@@ -1368,22 +3418,24 @@
 </ct:contentTypeSchema>
 </file>
 
-<file path=customXml/item2.xml><?xml version="1.0" encoding="utf-8"?>
-<?mso-contentType ?>
-<FormTemplates xmlns="http://schemas.microsoft.com/sharepoint/v3/contenttype/forms">
-  <Display>DocumentLibraryForm</Display>
-  <Edit>DocumentLibraryForm</Edit>
-  <New>DocumentLibraryForm</New>
-</FormTemplates>
+<file path=customXml/itemProps1.xml><?xml version="1.0" encoding="utf-8"?>
+<ds:datastoreItem xmlns:ds="http://schemas.openxmlformats.org/officeDocument/2006/customXml" ds:itemID="{DBB036C2-C6AB-4494-86C9-CBB16E0EAC34}">
+  <ds:schemaRefs>
+    <ds:schemaRef ds:uri="http://schemas.microsoft.com/office/2006/metadata/properties"/>
+    <ds:schemaRef ds:uri="http://schemas.microsoft.com/office/infopath/2007/PartnerControls"/>
+  </ds:schemaRefs>
+</ds:datastoreItem>
 </file>
 
-<file path=customXml/item3.xml><?xml version="1.0" encoding="utf-8"?>
-<p:properties xmlns:p="http://schemas.microsoft.com/office/2006/metadata/properties" xmlns:xsi="http://www.w3.org/2001/XMLSchema-instance" xmlns:pc="http://schemas.microsoft.com/office/infopath/2007/PartnerControls">
-  <documentManagement/>
-</p:properties>
+<file path=customXml/itemProps2.xml><?xml version="1.0" encoding="utf-8"?>
+<ds:datastoreItem xmlns:ds="http://schemas.openxmlformats.org/officeDocument/2006/customXml" ds:itemID="{5E37B2EC-1A78-48E9-80C9-504353FFD98B}">
+  <ds:schemaRefs>
+    <ds:schemaRef ds:uri="http://schemas.microsoft.com/sharepoint/v3/contenttype/forms"/>
+  </ds:schemaRefs>
+</ds:datastoreItem>
 </file>
 
-<file path=customXml/itemProps1.xml><?xml version="1.0" encoding="utf-8"?>
+<file path=customXml/itemProps3.xml><?xml version="1.0" encoding="utf-8"?>
 <ds:datastoreItem xmlns:ds="http://schemas.openxmlformats.org/officeDocument/2006/customXml" ds:itemID="{4455ED09-B765-4164-A538-ABD43CA3A740}">
   <ds:schemaRefs>
     <ds:schemaRef ds:uri="http://schemas.microsoft.com/office/2006/metadata/contentType"/>
@@ -1399,21 +3451,4 @@
     <ds:schemaRef ds:uri="http://schemas.microsoft.com/internal/obd"/>
   </ds:schemaRefs>
 </ds:datastoreItem>
-</file>
-
-<file path=customXml/itemProps2.xml><?xml version="1.0" encoding="utf-8"?>
-<ds:datastoreItem xmlns:ds="http://schemas.openxmlformats.org/officeDocument/2006/customXml" ds:itemID="{5E37B2EC-1A78-48E9-80C9-504353FFD98B}">
-  <ds:schemaRefs>
-    <ds:schemaRef ds:uri="http://schemas.microsoft.com/sharepoint/v3/contenttype/forms"/>
-  </ds:schemaRefs>
-</ds:datastoreItem>
-</file>
-
-<file path=customXml/itemProps3.xml><?xml version="1.0" encoding="utf-8"?>
-<ds:datastoreItem xmlns:ds="http://schemas.openxmlformats.org/officeDocument/2006/customXml" ds:itemID="{DBB036C2-C6AB-4494-86C9-CBB16E0EAC34}">
-  <ds:schemaRefs>
-    <ds:schemaRef ds:uri="http://schemas.microsoft.com/office/2006/metadata/properties"/>
-    <ds:schemaRef ds:uri="http://schemas.microsoft.com/office/infopath/2007/PartnerControls"/>
-  </ds:schemaRefs>
-</ds:datastoreItem>
 </file>
--- a/Zrenner et al.docx
+++ b/Zrenner et al.docx
@@ -5,8 +5,9 @@
     <w:p>
       <w:pPr>
         <w:spacing w:line="240" w:lineRule="auto"/>
-        <w:rPr>
-          <w:rFonts w:ascii="Helvetica" w:hAnsi="Helvetica" w:hint="eastAsia"/>
+        <w:jc w:val="left"/>
+        <w:rPr>
+          <w:rFonts w:ascii="Helvetica" w:hAnsi="Helvetica"/>
           <w:sz w:val="24"/>
           <w:szCs w:val="26"/>
         </w:rPr>
@@ -49,8 +50,9 @@
     <w:p>
       <w:pPr>
         <w:spacing w:line="240" w:lineRule="auto"/>
-        <w:rPr>
-          <w:rFonts w:ascii="Helvetica" w:hAnsi="Helvetica" w:hint="eastAsia"/>
+        <w:jc w:val="left"/>
+        <w:rPr>
+          <w:rFonts w:ascii="Helvetica" w:hAnsi="Helvetica"/>
         </w:rPr>
       </w:pPr>
       <w:r>
@@ -164,6 +166,7 @@
     <w:p>
       <w:pPr>
         <w:spacing w:line="240" w:lineRule="auto"/>
+        <w:jc w:val="left"/>
         <w:rPr>
           <w:rFonts w:ascii="Helvetica" w:hAnsi="Helvetica"/>
         </w:rPr>
@@ -303,6 +306,7 @@
     <w:p>
       <w:pPr>
         <w:spacing w:line="240" w:lineRule="auto"/>
+        <w:jc w:val="left"/>
         <w:rPr>
           <w:rFonts w:ascii="Helvetica" w:hAnsi="Helvetica"/>
         </w:rPr>
@@ -398,6 +402,7 @@
     <w:p>
       <w:pPr>
         <w:spacing w:line="240" w:lineRule="auto"/>
+        <w:jc w:val="left"/>
         <w:rPr>
           <w:rFonts w:ascii="Helvetica" w:hAnsi="Helvetica"/>
         </w:rPr>
@@ -479,6 +484,7 @@
     <w:p>
       <w:pPr>
         <w:spacing w:line="240" w:lineRule="auto"/>
+        <w:jc w:val="left"/>
         <w:rPr>
           <w:rFonts w:ascii="Helvetica" w:hAnsi="Helvetica"/>
         </w:rPr>
@@ -588,6 +594,7 @@
     <w:p>
       <w:pPr>
         <w:spacing w:line="240" w:lineRule="auto"/>
+        <w:jc w:val="left"/>
         <w:rPr>
           <w:rFonts w:ascii="Helvetica" w:hAnsi="Helvetica"/>
         </w:rPr>
@@ -721,6 +728,7 @@
     <w:p>
       <w:pPr>
         <w:spacing w:line="240" w:lineRule="auto"/>
+        <w:jc w:val="left"/>
         <w:rPr>
           <w:rFonts w:ascii="Helvetica" w:hAnsi="Helvetica"/>
         </w:rPr>
@@ -802,6 +810,7 @@
     <w:p>
       <w:pPr>
         <w:spacing w:line="240" w:lineRule="auto"/>
+        <w:jc w:val="left"/>
         <w:rPr>
           <w:rFonts w:ascii="Helvetica" w:hAnsi="Helvetica"/>
         </w:rPr>
@@ -911,6 +920,7 @@
     <w:p>
       <w:pPr>
         <w:spacing w:line="240" w:lineRule="auto"/>
+        <w:jc w:val="left"/>
         <w:rPr>
           <w:rFonts w:ascii="Helvetica" w:hAnsi="Helvetica"/>
         </w:rPr>
@@ -1050,6 +1060,7 @@
     <w:p>
       <w:pPr>
         <w:spacing w:line="240" w:lineRule="auto"/>
+        <w:jc w:val="left"/>
         <w:rPr>
           <w:rFonts w:ascii="Helvetica" w:hAnsi="Helvetica"/>
         </w:rPr>
@@ -1058,6 +1069,7 @@
     <w:p>
       <w:pPr>
         <w:spacing w:line="240" w:lineRule="auto"/>
+        <w:jc w:val="left"/>
         <w:rPr>
           <w:rFonts w:ascii="Helvetica" w:hAnsi="Helvetica"/>
         </w:rPr>
@@ -1167,6 +1179,7 @@
     <w:p>
       <w:pPr>
         <w:spacing w:line="240" w:lineRule="auto"/>
+        <w:jc w:val="left"/>
         <w:rPr>
           <w:rFonts w:ascii="Helvetica" w:hAnsi="Helvetica"/>
         </w:rPr>
@@ -1262,6 +1275,7 @@
     <w:p>
       <w:pPr>
         <w:spacing w:line="240" w:lineRule="auto"/>
+        <w:jc w:val="left"/>
         <w:rPr>
           <w:rFonts w:ascii="Helvetica" w:hAnsi="Helvetica"/>
         </w:rPr>
@@ -1363,6 +1377,7 @@
     <w:p>
       <w:pPr>
         <w:spacing w:line="240" w:lineRule="auto"/>
+        <w:jc w:val="left"/>
         <w:rPr>
           <w:rFonts w:ascii="Helvetica" w:hAnsi="Helvetica"/>
         </w:rPr>
@@ -1444,6 +1459,7 @@
     <w:p>
       <w:pPr>
         <w:spacing w:line="240" w:lineRule="auto"/>
+        <w:jc w:val="left"/>
         <w:rPr>
           <w:rFonts w:ascii="Helvetica" w:hAnsi="Helvetica"/>
         </w:rPr>
@@ -1553,6 +1569,7 @@
     <w:p>
       <w:pPr>
         <w:spacing w:line="240" w:lineRule="auto"/>
+        <w:jc w:val="left"/>
         <w:rPr>
           <w:rFonts w:ascii="Helvetica" w:hAnsi="Helvetica"/>
         </w:rPr>
@@ -1662,6 +1679,7 @@
     <w:p>
       <w:pPr>
         <w:spacing w:line="240" w:lineRule="auto"/>
+        <w:jc w:val="left"/>
         <w:rPr>
           <w:rFonts w:ascii="Helvetica" w:hAnsi="Helvetica"/>
         </w:rPr>
@@ -1771,6 +1789,7 @@
     <w:p>
       <w:pPr>
         <w:spacing w:line="240" w:lineRule="auto"/>
+        <w:jc w:val="left"/>
         <w:rPr>
           <w:rFonts w:ascii="Helvetica" w:hAnsi="Helvetica"/>
         </w:rPr>
@@ -1880,6 +1899,7 @@
     <w:p>
       <w:pPr>
         <w:spacing w:line="240" w:lineRule="auto"/>
+        <w:jc w:val="left"/>
         <w:rPr>
           <w:rFonts w:ascii="Helvetica" w:hAnsi="Helvetica"/>
         </w:rPr>
@@ -1888,8 +1908,9 @@
     <w:p>
       <w:pPr>
         <w:spacing w:line="240" w:lineRule="auto"/>
-        <w:rPr>
-          <w:rFonts w:ascii="Helvetica" w:hAnsi="Helvetica" w:hint="eastAsia"/>
+        <w:jc w:val="left"/>
+        <w:rPr>
+          <w:rFonts w:ascii="Helvetica" w:hAnsi="Helvetica"/>
         </w:rPr>
       </w:pPr>
       <w:r>
@@ -3272,21 +3293,6 @@
 </file>
 
 <file path=customXml/item1.xml><?xml version="1.0" encoding="utf-8"?>
-<p:properties xmlns:p="http://schemas.microsoft.com/office/2006/metadata/properties" xmlns:xsi="http://www.w3.org/2001/XMLSchema-instance" xmlns:pc="http://schemas.microsoft.com/office/infopath/2007/PartnerControls">
-  <documentManagement/>
-</p:properties>
-</file>
-
-<file path=customXml/item2.xml><?xml version="1.0" encoding="utf-8"?>
-<?mso-contentType ?>
-<FormTemplates xmlns="http://schemas.microsoft.com/sharepoint/v3/contenttype/forms">
-  <Display>DocumentLibraryForm</Display>
-  <Edit>DocumentLibraryForm</Edit>
-  <New>DocumentLibraryForm</New>
-</FormTemplates>
-</file>
-
-<file path=customXml/item3.xml><?xml version="1.0" encoding="utf-8"?>
 <ct:contentTypeSchema xmlns:ct="http://schemas.microsoft.com/office/2006/metadata/contentType" xmlns:ma="http://schemas.microsoft.com/office/2006/metadata/properties/metaAttributes" ct:_="" ma:_="" ma:contentTypeName="Document" ma:contentTypeID="0x0101004BD805F0EAD5CE43A31E513787ACC0D3" ma:contentTypeVersion="2" ma:contentTypeDescription="Create a new document." ma:contentTypeScope="" ma:versionID="ac6fee0ac981d2575fe370813aceb7cb">
   <xsd:schema xmlns:xsd="http://www.w3.org/2001/XMLSchema" xmlns:xs="http://www.w3.org/2001/XMLSchema" xmlns:p="http://schemas.microsoft.com/office/2006/metadata/properties" xmlns:ns3="d75a57f8-a3b8-49f7-93ec-0c2a77450cdc" targetNamespace="http://schemas.microsoft.com/office/2006/metadata/properties" ma:root="true" ma:fieldsID="ad01cb1b4c0294cc9c057d28dc190b8d" ns3:_="">
     <xsd:import namespace="d75a57f8-a3b8-49f7-93ec-0c2a77450cdc"/>
@@ -3418,24 +3424,22 @@
 </ct:contentTypeSchema>
 </file>
 
-<file path=customXml/itemProps1.xml><?xml version="1.0" encoding="utf-8"?>
-<ds:datastoreItem xmlns:ds="http://schemas.openxmlformats.org/officeDocument/2006/customXml" ds:itemID="{DBB036C2-C6AB-4494-86C9-CBB16E0EAC34}">
-  <ds:schemaRefs>
-    <ds:schemaRef ds:uri="http://schemas.microsoft.com/office/2006/metadata/properties"/>
-    <ds:schemaRef ds:uri="http://schemas.microsoft.com/office/infopath/2007/PartnerControls"/>
-  </ds:schemaRefs>
-</ds:datastoreItem>
+<file path=customXml/item2.xml><?xml version="1.0" encoding="utf-8"?>
+<?mso-contentType ?>
+<FormTemplates xmlns="http://schemas.microsoft.com/sharepoint/v3/contenttype/forms">
+  <Display>DocumentLibraryForm</Display>
+  <Edit>DocumentLibraryForm</Edit>
+  <New>DocumentLibraryForm</New>
+</FormTemplates>
 </file>
 
-<file path=customXml/itemProps2.xml><?xml version="1.0" encoding="utf-8"?>
-<ds:datastoreItem xmlns:ds="http://schemas.openxmlformats.org/officeDocument/2006/customXml" ds:itemID="{5E37B2EC-1A78-48E9-80C9-504353FFD98B}">
-  <ds:schemaRefs>
-    <ds:schemaRef ds:uri="http://schemas.microsoft.com/sharepoint/v3/contenttype/forms"/>
-  </ds:schemaRefs>
-</ds:datastoreItem>
+<file path=customXml/item3.xml><?xml version="1.0" encoding="utf-8"?>
+<p:properties xmlns:p="http://schemas.microsoft.com/office/2006/metadata/properties" xmlns:xsi="http://www.w3.org/2001/XMLSchema-instance" xmlns:pc="http://schemas.microsoft.com/office/infopath/2007/PartnerControls">
+  <documentManagement/>
+</p:properties>
 </file>
 
-<file path=customXml/itemProps3.xml><?xml version="1.0" encoding="utf-8"?>
+<file path=customXml/itemProps1.xml><?xml version="1.0" encoding="utf-8"?>
 <ds:datastoreItem xmlns:ds="http://schemas.openxmlformats.org/officeDocument/2006/customXml" ds:itemID="{4455ED09-B765-4164-A538-ABD43CA3A740}">
   <ds:schemaRefs>
     <ds:schemaRef ds:uri="http://schemas.microsoft.com/office/2006/metadata/contentType"/>
@@ -3451,4 +3455,21 @@
     <ds:schemaRef ds:uri="http://schemas.microsoft.com/internal/obd"/>
   </ds:schemaRefs>
 </ds:datastoreItem>
+</file>
+
+<file path=customXml/itemProps2.xml><?xml version="1.0" encoding="utf-8"?>
+<ds:datastoreItem xmlns:ds="http://schemas.openxmlformats.org/officeDocument/2006/customXml" ds:itemID="{5E37B2EC-1A78-48E9-80C9-504353FFD98B}">
+  <ds:schemaRefs>
+    <ds:schemaRef ds:uri="http://schemas.microsoft.com/sharepoint/v3/contenttype/forms"/>
+  </ds:schemaRefs>
+</ds:datastoreItem>
+</file>
+
+<file path=customXml/itemProps3.xml><?xml version="1.0" encoding="utf-8"?>
+<ds:datastoreItem xmlns:ds="http://schemas.openxmlformats.org/officeDocument/2006/customXml" ds:itemID="{DBB036C2-C6AB-4494-86C9-CBB16E0EAC34}">
+  <ds:schemaRefs>
+    <ds:schemaRef ds:uri="http://schemas.microsoft.com/office/2006/metadata/properties"/>
+    <ds:schemaRef ds:uri="http://schemas.microsoft.com/office/infopath/2007/PartnerControls"/>
+  </ds:schemaRefs>
+</ds:datastoreItem>
 </file>